--- a/generador/plantillas/16_Orden_de_compra_director.docx
+++ b/generador/plantillas/16_Orden_de_compra_director.docx
@@ -104,51 +104,14 @@
         </w:rPr>
       </w:pPr>
     </w:p>
-    <w:sdt>
-      <w:sdtPr>
-        <w:rPr>
-          <w:rFonts w:ascii="Titillium Web" w:hAnsi="Titillium Web"/>
-          <w:sz w:val="22"/>
-          <w:szCs w:val="22"/>
-        </w:rPr>
-        <w:id w:val="-2085445519"/>
-        <w:placeholder>
-          <w:docPart w:val="0D80A0890F5947C0826BD8BE0E1A0D1B"/>
-        </w:placeholder>
-        <w:temporary/>
-        <w:comboBox>
-          <w:listItem w:displayText="Señor" w:value="Señor"/>
-          <w:listItem w:displayText="Señores" w:value="Señores"/>
-          <w:listItem w:displayText="Señora" w:value="Señora"/>
-        </w:comboBox>
-      </w:sdtPr>
-      <w:sdtEndPr/>
-      <w:sdtContent>
-        <w:p>
-          <w:pPr>
-            <w:widowControl w:val="0"/>
-            <w:numPr>
-              <w:ilvl w:val="12"/>
-              <w:numId w:val="0"/>
-            </w:numPr>
-            <w:jc w:val="both"/>
-            <w:rPr>
-              <w:rFonts w:ascii="Titillium Web" w:hAnsi="Titillium Web"/>
-              <w:sz w:val="22"/>
-              <w:szCs w:val="22"/>
-            </w:rPr>
-          </w:pPr>
-          <w:r>
-            <w:rPr>
-              <w:rFonts w:ascii="Titillium Web" w:hAnsi="Titillium Web"/>
-              <w:sz w:val="22"/>
-              <w:szCs w:val="22"/>
-            </w:rPr>
-            <w:t>Señor</w:t>
-          </w:r>
-        </w:p>
-      </w:sdtContent>
-    </w:sdt>
+    <w:r>
+      <w:rPr>
+        <w:rFonts w:ascii="Titillium Web" w:hAnsi="Titillium Web"/>
+        <w:sz w:val="22"/>
+        <w:szCs w:val="22"/>
+      </w:rPr>
+      <w:t xml:space="preserve">{proveedorTrato}</w:t>
+    </w:r>
     <w:p>
       <w:pPr>
         <w:widowControl w:val="0"/>
@@ -425,35 +388,14 @@
         </w:rPr>
         <w:t xml:space="preserve">Por lo antes expuesto, debo informarle la decisión de adjudicación a su favor, basada en el cumplimiento de los requerimientos establecidos en la solicitud de cotización remitida por parte del administrador </w:t>
       </w:r>
-      <w:sdt>
-        <w:sdtPr>
-          <w:rPr>
-            <w:rFonts w:ascii="Titillium Web" w:hAnsi="Titillium Web"/>
-            <w:sz w:val="22"/>
-            <w:szCs w:val="22"/>
-          </w:rPr>
-          <w:id w:val="2065359395"/>
-          <w:placeholder>
-            <w:docPart w:val="351B85EF546A4D9F9DA1874A82CF1654"/>
-          </w:placeholder>
-          <w:temporary/>
-          <w:comboBox>
-            <w:listItem w:displayText="del" w:value="del"/>
-            <w:listItem w:displayText="de la" w:value="de la"/>
-          </w:comboBox>
-        </w:sdtPr>
-        <w:sdtEndPr/>
-        <w:sdtContent>
-          <w:r>
-            <w:rPr>
-              <w:rFonts w:ascii="Titillium Web" w:hAnsi="Titillium Web"/>
-              <w:sz w:val="22"/>
-              <w:szCs w:val="22"/>
-            </w:rPr>
-            <w:t>del/de la</w:t>
-          </w:r>
-        </w:sdtContent>
-      </w:sdt>
+      <w:r>
+        <w:rPr>
+          <w:rFonts w:ascii="Titillium Web" w:hAnsi="Titillium Web"/>
+          <w:sz w:val="22"/>
+          <w:szCs w:val="22"/>
+        </w:rPr>
+        <w:t xml:space="preserve">{dellaAP}</w:t>
+      </w:r>
       <w:r>
         <w:rPr>
           <w:rFonts w:ascii="Titillium Web" w:hAnsi="Titillium Web"/>
@@ -1252,39 +1194,6 @@
         </w:rPr>
         <w:t xml:space="preserve">El plazo para la entrega del bien es de {plazo} </w:t>
       </w:r>
-      <w:sdt>
-        <w:sdtPr>
-          <w:rPr>
-            <w:rFonts w:ascii="Titillium Web" w:eastAsia="Arial Unicode MS" w:hAnsi="Titillium Web"/>
-            <w:color w:val="000000" w:themeColor="text1"/>
-            <w:sz w:val="22"/>
-            <w:szCs w:val="22"/>
-            <w:lang w:val="es-ES_tradnl"/>
-          </w:rPr>
-          <w:id w:val="906428955"/>
-          <w:placeholder>
-            <w:docPart w:val="226EDD3701BF42DCB26017B8FD9A75EC"/>
-          </w:placeholder>
-          <w:temporary/>
-          <w:comboBox>
-            <w:listItem w:displayText="día contado" w:value="día contado"/>
-            <w:listItem w:displayText="días contados" w:value="días contados"/>
-          </w:comboBox>
-        </w:sdtPr>
-        <w:sdtEndPr/>
-        <w:sdtContent>
-          <w:r>
-            <w:rPr>
-              <w:rFonts w:ascii="Titillium Web" w:eastAsia="Arial Unicode MS" w:hAnsi="Titillium Web"/>
-              <w:color w:val="000000" w:themeColor="text1"/>
-              <w:sz w:val="22"/>
-              <w:szCs w:val="22"/>
-              <w:lang w:val="es-ES_tradnl"/>
-            </w:rPr>
-            <w:t>día contado</w:t>
-          </w:r>
-        </w:sdtContent>
-      </w:sdt>
       <w:r>
         <w:rPr>
           <w:rFonts w:ascii="Titillium Web" w:eastAsia="Arial Unicode MS" w:hAnsi="Titillium Web"/>
@@ -1293,41 +1202,8 @@
           <w:szCs w:val="22"/>
           <w:lang w:val="es-ES_tradnl"/>
         </w:rPr>
-        <w:t xml:space="preserve"> desde la notificación de la presente orden de compra. El bien será entregado en {lugar}, bajo responsabilidad y costo </w:t>
-      </w:r>
-      <w:sdt>
-        <w:sdtPr>
-          <w:rPr>
-            <w:rFonts w:ascii="Titillium Web" w:eastAsia="Arial Unicode MS" w:hAnsi="Titillium Web"/>
-            <w:color w:val="000000" w:themeColor="text1"/>
-            <w:sz w:val="22"/>
-            <w:szCs w:val="22"/>
-            <w:lang w:val="es-ES_tradnl"/>
-          </w:rPr>
-          <w:id w:val="1226411909"/>
-          <w:placeholder>
-            <w:docPart w:val="CA922ED78E824848B795B6C13F101BD6"/>
-          </w:placeholder>
-          <w:temporary/>
-          <w:comboBox>
-            <w:listItem w:displayText="de la proveedora" w:value="de la proveedora"/>
-            <w:listItem w:displayText="del proveedor" w:value="del proveedor"/>
-          </w:comboBox>
-        </w:sdtPr>
-        <w:sdtEndPr/>
-        <w:sdtContent>
-          <w:r>
-            <w:rPr>
-              <w:rFonts w:ascii="Titillium Web" w:eastAsia="Arial Unicode MS" w:hAnsi="Titillium Web"/>
-              <w:color w:val="000000" w:themeColor="text1"/>
-              <w:sz w:val="22"/>
-              <w:szCs w:val="22"/>
-              <w:lang w:val="es-ES_tradnl"/>
-            </w:rPr>
-            <w:t>del/la proveedor</w:t>
-          </w:r>
-        </w:sdtContent>
-      </w:sdt>
+        <w:t xml:space="preserve">{diaContadoDiasContados}</w:t>
+      </w:r>
       <w:r>
         <w:rPr>
           <w:rFonts w:ascii="Titillium Web" w:eastAsia="Arial Unicode MS" w:hAnsi="Titillium Web"/>
@@ -1336,41 +1212,8 @@
           <w:szCs w:val="22"/>
           <w:lang w:val="es-ES_tradnl"/>
         </w:rPr>
-        <w:t xml:space="preserve"> hasta el lugar de entrega. La recepción del bien se formalizará mediante acta de entrega-recepción suscrita por </w:t>
-      </w:r>
-      <w:sdt>
-        <w:sdtPr>
-          <w:rPr>
-            <w:rFonts w:ascii="Titillium Web" w:eastAsia="Arial Unicode MS" w:hAnsi="Titillium Web"/>
-            <w:color w:val="000000" w:themeColor="text1"/>
-            <w:sz w:val="22"/>
-            <w:szCs w:val="22"/>
-            <w:lang w:val="es-ES_tradnl"/>
-          </w:rPr>
-          <w:id w:val="-514003032"/>
-          <w:placeholder>
-            <w:docPart w:val="0542E690F0834B4F8EADA82F3917780B"/>
-          </w:placeholder>
-          <w:temporary/>
-          <w:comboBox>
-            <w:listItem w:displayText="el administrador" w:value="el administrador"/>
-            <w:listItem w:displayText="la administradora" w:value="la administradora"/>
-          </w:comboBox>
-        </w:sdtPr>
-        <w:sdtEndPr/>
-        <w:sdtContent>
-          <w:r>
-            <w:rPr>
-              <w:rFonts w:ascii="Titillium Web" w:eastAsia="Arial Unicode MS" w:hAnsi="Titillium Web"/>
-              <w:color w:val="000000" w:themeColor="text1"/>
-              <w:sz w:val="22"/>
-              <w:szCs w:val="22"/>
-              <w:lang w:val="es-ES_tradnl"/>
-            </w:rPr>
-            <w:t>el/la administrador/a</w:t>
-          </w:r>
-        </w:sdtContent>
-      </w:sdt>
+        <w:t xml:space="preserve"> desde la notificación de la presente orden de compra. El bien será entregado en {lugar}, bajo responsabilidad y costo </w:t>
+      </w:r>
       <w:r>
         <w:rPr>
           <w:rFonts w:ascii="Titillium Web" w:eastAsia="Arial Unicode MS" w:hAnsi="Titillium Web"/>
@@ -1379,41 +1222,8 @@
           <w:szCs w:val="22"/>
           <w:lang w:val="es-ES_tradnl"/>
         </w:rPr>
-        <w:t xml:space="preserve"> de la orden de compra, </w:t>
-      </w:r>
-      <w:sdt>
-        <w:sdtPr>
-          <w:rPr>
-            <w:rFonts w:ascii="Titillium Web" w:eastAsia="Arial Unicode MS" w:hAnsi="Titillium Web"/>
-            <w:color w:val="000000" w:themeColor="text1"/>
-            <w:sz w:val="22"/>
-            <w:szCs w:val="22"/>
-            <w:lang w:val="es-ES_tradnl"/>
-          </w:rPr>
-          <w:id w:val="-122848661"/>
-          <w:placeholder>
-            <w:docPart w:val="AAD9823E3B5848A2BA28B99520D578EA"/>
-          </w:placeholder>
-          <w:temporary/>
-          <w:comboBox>
-            <w:listItem w:displayText="el administrador" w:value="el administrador"/>
-            <w:listItem w:displayText="la administradora" w:value="la administradora"/>
-          </w:comboBox>
-        </w:sdtPr>
-        <w:sdtEndPr/>
-        <w:sdtContent>
-          <w:r>
-            <w:rPr>
-              <w:rFonts w:ascii="Titillium Web" w:eastAsia="Arial Unicode MS" w:hAnsi="Titillium Web"/>
-              <w:color w:val="000000" w:themeColor="text1"/>
-              <w:sz w:val="22"/>
-              <w:szCs w:val="22"/>
-              <w:lang w:val="es-ES_tradnl"/>
-            </w:rPr>
-            <w:t>el/la administrador/a</w:t>
-          </w:r>
-        </w:sdtContent>
-      </w:sdt>
+        <w:t xml:space="preserve">{delDeLaProveedor}</w:t>
+      </w:r>
       <w:r>
         <w:rPr>
           <w:rFonts w:ascii="Titillium Web" w:eastAsia="Arial Unicode MS" w:hAnsi="Titillium Web"/>
@@ -1422,42 +1232,60 @@
           <w:szCs w:val="22"/>
           <w:lang w:val="es-ES_tradnl"/>
         </w:rPr>
+        <w:t xml:space="preserve"> hasta el lugar de entrega. La recepción del bien se formalizará mediante acta de entrega-recepción suscrita por </w:t>
+      </w:r>
+      <w:r>
+        <w:rPr>
+          <w:rFonts w:ascii="Titillium Web" w:eastAsia="Arial Unicode MS" w:hAnsi="Titillium Web"/>
+          <w:color w:val="000000" w:themeColor="text1"/>
+          <w:sz w:val="22"/>
+          <w:szCs w:val="22"/>
+          <w:lang w:val="es-ES_tradnl"/>
+        </w:rPr>
+        <w:t xml:space="preserve">{ellaadministradorOrden}</w:t>
+      </w:r>
+      <w:r>
+        <w:rPr>
+          <w:rFonts w:ascii="Titillium Web" w:eastAsia="Arial Unicode MS" w:hAnsi="Titillium Web"/>
+          <w:color w:val="000000" w:themeColor="text1"/>
+          <w:sz w:val="22"/>
+          <w:szCs w:val="22"/>
+          <w:lang w:val="es-ES_tradnl"/>
+        </w:rPr>
+        <w:t xml:space="preserve"> de la orden de compra, </w:t>
+      </w:r>
+      <w:r>
+        <w:rPr>
+          <w:rFonts w:ascii="Titillium Web" w:eastAsia="Arial Unicode MS" w:hAnsi="Titillium Web"/>
+          <w:color w:val="000000" w:themeColor="text1"/>
+          <w:sz w:val="22"/>
+          <w:szCs w:val="22"/>
+          <w:lang w:val="es-ES_tradnl"/>
+        </w:rPr>
+        <w:t xml:space="preserve">{ellaadministradorAP}</w:t>
+      </w:r>
+      <w:r>
+        <w:rPr>
+          <w:rFonts w:ascii="Titillium Web" w:eastAsia="Arial Unicode MS" w:hAnsi="Titillium Web"/>
+          <w:color w:val="000000" w:themeColor="text1"/>
+          <w:sz w:val="22"/>
+          <w:szCs w:val="22"/>
+          <w:lang w:val="es-ES_tradnl"/>
+        </w:rPr>
         <w:t xml:space="preserve"> del área protegida y </w:t>
       </w:r>
-      <w:sdt>
-        <w:sdtPr>
-          <w:rPr>
-            <w:rFonts w:ascii="Titillium Web" w:eastAsia="Arial Unicode MS" w:hAnsi="Titillium Web"/>
-            <w:bCs/>
-            <w:iCs/>
-            <w:kern w:val="2"/>
-            <w:sz w:val="22"/>
-            <w:szCs w:val="22"/>
-            <w:lang w:val="es-EC"/>
-          </w:rPr>
-          <w:id w:val="1646007862"/>
-          <w:temporary/>
-          <w:comboBox>
-            <w:listItem w:displayText="el proveedor" w:value="el proveedor"/>
-            <w:listItem w:displayText="la proveedora" w:value="la proveedora"/>
-          </w:comboBox>
-        </w:sdtPr>
-        <w:sdtEndPr/>
-        <w:sdtContent>
-          <w:r>
-            <w:rPr>
-              <w:rFonts w:ascii="Titillium Web" w:eastAsia="Arial Unicode MS" w:hAnsi="Titillium Web"/>
-              <w:bCs/>
-              <w:iCs/>
-              <w:kern w:val="2"/>
-              <w:sz w:val="22"/>
-              <w:szCs w:val="22"/>
-              <w:lang w:val="es-EC"/>
-            </w:rPr>
-            <w:t>el/la proveedor</w:t>
-          </w:r>
-        </w:sdtContent>
-      </w:sdt>
+      <w:r>
+        <w:rPr>
+          <w:rFonts w:ascii="Titillium Web" w:eastAsia="Arial Unicode MS" w:hAnsi="Titillium Web"/>
+          <w:bCs/>
+          <w:iCs/>
+          <w:kern w:val="2"/>
+          <w:sz w:val="22"/>
+          <w:szCs w:val="22"/>
+          <w:lang w:val="es-EC"/>
+        </w:rPr>
+        <w:t xml:space="preserve">{elLaProveedor}</w:t>
+      </w:r>
       <w:r>
         <w:rPr>
           <w:rFonts w:ascii="Titillium Web" w:eastAsia="Arial Unicode MS" w:hAnsi="Titillium Web"/>
@@ -2904,7 +2732,7 @@
           <w:szCs w:val="22"/>
           <w:lang w:val="es-EC"/>
         </w:rPr>
-        <w:t>el/la proveedor</w:t>
+        <w:t>{elLaProveedor}</w:t>
       </w:r>
       <w:r>
         <w:rPr>
@@ -3034,39 +2862,16 @@
         </w:rPr>
         <w:t xml:space="preserve">Entregado el bien "{objeto}", </w:t>
       </w:r>
-      <w:sdt>
-        <w:sdtPr>
-          <w:rPr>
-            <w:rFonts w:ascii="Titillium Web" w:eastAsia="Arial Unicode MS" w:hAnsi="Titillium Web"/>
-            <w:color w:val="000000" w:themeColor="text1"/>
-            <w:sz w:val="22"/>
-            <w:szCs w:val="22"/>
-            <w:lang w:val="es-ES_tradnl"/>
-          </w:rPr>
-          <w:id w:val="-1756420940"/>
-          <w:placeholder>
-            <w:docPart w:val="1B58412935954F3FA4730BF480F9FCC7"/>
-          </w:placeholder>
-          <w:temporary/>
-          <w:comboBox>
-            <w:listItem w:displayText="el administrador" w:value="el administrador"/>
-            <w:listItem w:displayText="la administradora" w:value="la administradora"/>
-          </w:comboBox>
-        </w:sdtPr>
-        <w:sdtEndPr/>
-        <w:sdtContent>
-          <w:r>
-            <w:rPr>
-              <w:rFonts w:ascii="Titillium Web" w:eastAsia="Arial Unicode MS" w:hAnsi="Titillium Web"/>
-              <w:color w:val="000000" w:themeColor="text1"/>
-              <w:sz w:val="22"/>
-              <w:szCs w:val="22"/>
-              <w:lang w:val="es-ES_tradnl"/>
-            </w:rPr>
-            <w:t>el/la administrador/a</w:t>
-          </w:r>
-        </w:sdtContent>
-      </w:sdt>
+      <w:r>
+        <w:rPr>
+          <w:rFonts w:ascii="Titillium Web" w:eastAsia="Arial Unicode MS" w:hAnsi="Titillium Web"/>
+          <w:color w:val="000000" w:themeColor="text1"/>
+          <w:sz w:val="22"/>
+          <w:szCs w:val="22"/>
+          <w:lang w:val="es-ES_tradnl"/>
+        </w:rPr>
+        <w:t xml:space="preserve">{ellaadministradorOrden}</w:t>
+      </w:r>
       <w:r>
         <w:rPr>
           <w:rFonts w:ascii="Titillium Web" w:eastAsia="Arial Unicode MS" w:hAnsi="Titillium Web"/>
@@ -3079,39 +2884,16 @@
         </w:rPr>
         <w:t xml:space="preserve"> de la orden de compra, </w:t>
       </w:r>
-      <w:sdt>
-        <w:sdtPr>
-          <w:rPr>
-            <w:rFonts w:ascii="Titillium Web" w:eastAsia="Arial Unicode MS" w:hAnsi="Titillium Web"/>
-            <w:color w:val="000000" w:themeColor="text1"/>
-            <w:sz w:val="22"/>
-            <w:szCs w:val="22"/>
-            <w:lang w:val="es-ES_tradnl"/>
-          </w:rPr>
-          <w:id w:val="-1617746224"/>
-          <w:placeholder>
-            <w:docPart w:val="512AC92C26E341C299617446DBF1A895"/>
-          </w:placeholder>
-          <w:temporary/>
-          <w:comboBox>
-            <w:listItem w:displayText="el administrador" w:value="el administrador"/>
-            <w:listItem w:displayText="la administradora" w:value="la administradora"/>
-          </w:comboBox>
-        </w:sdtPr>
-        <w:sdtEndPr/>
-        <w:sdtContent>
-          <w:r>
-            <w:rPr>
-              <w:rFonts w:ascii="Titillium Web" w:eastAsia="Arial Unicode MS" w:hAnsi="Titillium Web"/>
-              <w:color w:val="000000" w:themeColor="text1"/>
-              <w:sz w:val="22"/>
-              <w:szCs w:val="22"/>
-              <w:lang w:val="es-ES_tradnl"/>
-            </w:rPr>
-            <w:t>el/la administrador/a</w:t>
-          </w:r>
-        </w:sdtContent>
-      </w:sdt>
+      <w:r>
+        <w:rPr>
+          <w:rFonts w:ascii="Titillium Web" w:eastAsia="Arial Unicode MS" w:hAnsi="Titillium Web"/>
+          <w:color w:val="000000" w:themeColor="text1"/>
+          <w:sz w:val="22"/>
+          <w:szCs w:val="22"/>
+          <w:lang w:val="es-ES_tradnl"/>
+        </w:rPr>
+        <w:t xml:space="preserve">{ellaadministradorAP}</w:t>
+      </w:r>
       <w:r>
         <w:rPr>
           <w:rFonts w:ascii="Titillium Web" w:eastAsia="Arial Unicode MS" w:hAnsi="Titillium Web"/>
@@ -3136,40 +2918,18 @@
         </w:rPr>
         <w:t xml:space="preserve">del área protegida y </w:t>
       </w:r>
-      <w:sdt>
-        <w:sdtPr>
-          <w:rPr>
-            <w:rFonts w:ascii="Titillium Web" w:eastAsia="Arial Unicode MS" w:hAnsi="Titillium Web"/>
-            <w:bCs/>
-            <w:iCs/>
-            <w:kern w:val="2"/>
-            <w:sz w:val="22"/>
-            <w:szCs w:val="22"/>
-            <w:lang w:val="es-EC"/>
-          </w:rPr>
-          <w:id w:val="-125787677"/>
-          <w:temporary/>
-          <w:comboBox>
-            <w:listItem w:displayText="el proveedor" w:value="el proveedor"/>
-            <w:listItem w:displayText="la proveedora" w:value="la proveedora"/>
-          </w:comboBox>
-        </w:sdtPr>
-        <w:sdtEndPr/>
-        <w:sdtContent>
-          <w:r>
-            <w:rPr>
-              <w:rFonts w:ascii="Titillium Web" w:eastAsia="Arial Unicode MS" w:hAnsi="Titillium Web"/>
-              <w:bCs/>
-              <w:iCs/>
-              <w:kern w:val="2"/>
-              <w:sz w:val="22"/>
-              <w:szCs w:val="22"/>
-              <w:lang w:val="es-EC"/>
-            </w:rPr>
-            <w:t>el/la proveedor</w:t>
-          </w:r>
-        </w:sdtContent>
-      </w:sdt>
+      <w:r>
+        <w:rPr>
+          <w:rFonts w:ascii="Titillium Web" w:eastAsia="Arial Unicode MS" w:hAnsi="Titillium Web"/>
+          <w:bCs/>
+          <w:iCs/>
+          <w:kern w:val="2"/>
+          <w:sz w:val="22"/>
+          <w:szCs w:val="22"/>
+          <w:lang w:val="es-EC"/>
+        </w:rPr>
+        <w:t xml:space="preserve">{elLaProveedor}</w:t>
+      </w:r>
       <w:r>
         <w:rPr>
           <w:rFonts w:ascii="Titillium Web" w:eastAsia="Arial Unicode MS" w:hAnsi="Titillium Web"/>
@@ -3238,43 +2998,18 @@
           <w:szCs w:val="22"/>
         </w:rPr>
       </w:pPr>
-      <w:sdt>
-        <w:sdtPr>
-          <w:rPr>
-            <w:rFonts w:ascii="Titillium Web" w:eastAsia="Arial Unicode MS" w:hAnsi="Titillium Web"/>
-            <w:b/>
-            <w:bCs/>
-            <w:iCs/>
-            <w:kern w:val="1"/>
-            <w:sz w:val="22"/>
-            <w:szCs w:val="22"/>
-          </w:rPr>
-          <w:id w:val="1468169024"/>
-          <w:placeholder>
-            <w:docPart w:val="3A5892ACEC6F4432BEE47E8E6F1655BA"/>
-          </w:placeholder>
-          <w:temporary/>
-          <w:comboBox>
-            <w:listItem w:displayText="ADMINISTRADOR" w:value="ADMINISTRADOR"/>
-            <w:listItem w:displayText="ADMINISTRADORA" w:value="ADMINISTRADORA"/>
-          </w:comboBox>
-        </w:sdtPr>
-        <w:sdtEndPr/>
-        <w:sdtContent>
-          <w:r>
-            <w:rPr>
-              <w:rFonts w:ascii="Titillium Web" w:eastAsia="Arial Unicode MS" w:hAnsi="Titillium Web"/>
-              <w:b/>
-              <w:bCs/>
-              <w:iCs/>
-              <w:kern w:val="1"/>
-              <w:sz w:val="22"/>
-              <w:szCs w:val="22"/>
-            </w:rPr>
-            <w:t>ADMINISTRADOR/A</w:t>
-          </w:r>
-        </w:sdtContent>
-      </w:sdt>
+      <w:r>
+        <w:rPr>
+          <w:rFonts w:ascii="Titillium Web" w:eastAsia="Arial Unicode MS" w:hAnsi="Titillium Web"/>
+          <w:b/>
+          <w:bCs/>
+          <w:iCs/>
+          <w:kern w:val="1"/>
+          <w:sz w:val="22"/>
+          <w:szCs w:val="22"/>
+        </w:rPr>
+        <w:t xml:space="preserve">{ADMINISTRADORorden}</w:t>
+      </w:r>
       <w:r>
         <w:rPr>
           <w:rFonts w:ascii="Titillium Web" w:eastAsia="Arial Unicode MS" w:hAnsi="Titillium Web"/>
@@ -3336,41 +3071,6 @@
           <w:szCs w:val="22"/>
         </w:rPr>
       </w:pPr>
-      <w:sdt>
-        <w:sdtPr>
-          <w:rPr>
-            <w:rFonts w:ascii="Titillium Web" w:eastAsia="Arial Unicode MS" w:hAnsi="Titillium Web"/>
-            <w:bCs/>
-            <w:iCs/>
-            <w:kern w:val="1"/>
-            <w:sz w:val="22"/>
-            <w:szCs w:val="22"/>
-          </w:rPr>
-          <w:id w:val="804428319"/>
-          <w:placeholder>
-            <w:docPart w:val="F2B6C75B195C4963B758055104BAC349"/>
-          </w:placeholder>
-          <w:temporary/>
-          <w:comboBox>
-            <w:listItem w:displayText="El administrador" w:value="El administrador"/>
-            <w:listItem w:displayText="La administradora" w:value="La administradora"/>
-          </w:comboBox>
-        </w:sdtPr>
-        <w:sdtEndPr/>
-        <w:sdtContent>
-          <w:r>
-            <w:rPr>
-              <w:rFonts w:ascii="Titillium Web" w:eastAsia="Arial Unicode MS" w:hAnsi="Titillium Web"/>
-              <w:bCs/>
-              <w:iCs/>
-              <w:kern w:val="1"/>
-              <w:sz w:val="22"/>
-              <w:szCs w:val="22"/>
-            </w:rPr>
-            <w:t>El/La administrador/a</w:t>
-          </w:r>
-        </w:sdtContent>
-      </w:sdt>
       <w:r>
         <w:rPr>
           <w:rFonts w:ascii="Titillium Web" w:eastAsia="Arial Unicode MS" w:hAnsi="Titillium Web"/>
@@ -3380,43 +3080,8 @@
           <w:sz w:val="22"/>
           <w:szCs w:val="22"/>
         </w:rPr>
-        <w:t xml:space="preserve"> de la orden de compra será </w:t>
-      </w:r>
-      <w:sdt>
-        <w:sdtPr>
-          <w:rPr>
-            <w:rFonts w:ascii="Titillium Web" w:eastAsia="Arial Unicode MS" w:hAnsi="Titillium Web"/>
-            <w:bCs/>
-            <w:iCs/>
-            <w:kern w:val="1"/>
-            <w:sz w:val="22"/>
-            <w:szCs w:val="22"/>
-          </w:rPr>
-          <w:id w:val="165292540"/>
-          <w:placeholder>
-            <w:docPart w:val="99135EBB2CAC469786DAD3DB077AC586"/>
-          </w:placeholder>
-          <w:temporary/>
-          <w:comboBox>
-            <w:listItem w:displayText="el administrador contador" w:value="el administrador contador"/>
-            <w:listItem w:displayText="la administradora contadora" w:value="la administradora contadora"/>
-          </w:comboBox>
-        </w:sdtPr>
-        <w:sdtEndPr/>
-        <w:sdtContent>
-          <w:r>
-            <w:rPr>
-              <w:rFonts w:ascii="Titillium Web" w:eastAsia="Arial Unicode MS" w:hAnsi="Titillium Web"/>
-              <w:bCs/>
-              <w:iCs/>
-              <w:kern w:val="1"/>
-              <w:sz w:val="22"/>
-              <w:szCs w:val="22"/>
-            </w:rPr>
-            <w:t>el/la administrador/a contador/a</w:t>
-          </w:r>
-        </w:sdtContent>
-      </w:sdt>
+        <w:t xml:space="preserve">{ElLaadministradorOrden}</w:t>
+      </w:r>
       <w:r>
         <w:rPr>
           <w:rFonts w:ascii="Titillium Web" w:eastAsia="Arial Unicode MS" w:hAnsi="Titillium Web"/>
@@ -3426,44 +3091,8 @@
           <w:sz w:val="22"/>
           <w:szCs w:val="22"/>
         </w:rPr>
-        <w:t xml:space="preserve"> </w:t>
-      </w:r>
-      <w:sdt>
-        <w:sdtPr>
-          <w:rPr>
-            <w:rFonts w:ascii="Titillium Web" w:eastAsia="Arial Unicode MS" w:hAnsi="Titillium Web"/>
-            <w:bCs/>
-            <w:iCs/>
-            <w:kern w:val="1"/>
-            <w:sz w:val="22"/>
-            <w:szCs w:val="22"/>
-          </w:rPr>
-          <w:id w:val="-1521624240"/>
-          <w:placeholder>
-            <w:docPart w:val="99135EBB2CAC469786DAD3DB077AC586"/>
-          </w:placeholder>
-          <w:temporary/>
-          <w:comboBox>
-            <w:listItem w:value="Elija un elemento."/>
-            <w:listItem w:displayText="del" w:value="del"/>
-            <w:listItem w:displayText="de la" w:value="de la"/>
-          </w:comboBox>
-        </w:sdtPr>
-        <w:sdtEndPr/>
-        <w:sdtContent>
-          <w:r>
-            <w:rPr>
-              <w:rFonts w:ascii="Titillium Web" w:eastAsia="Arial Unicode MS" w:hAnsi="Titillium Web"/>
-              <w:bCs/>
-              <w:iCs/>
-              <w:kern w:val="1"/>
-              <w:sz w:val="22"/>
-              <w:szCs w:val="22"/>
-            </w:rPr>
-            <w:t>del/de la</w:t>
-          </w:r>
-        </w:sdtContent>
-      </w:sdt>
+        <w:t xml:space="preserve"> de la orden de compra será </w:t>
+      </w:r>
       <w:r>
         <w:rPr>
           <w:rFonts w:ascii="Titillium Web" w:eastAsia="Arial Unicode MS" w:hAnsi="Titillium Web"/>
@@ -3473,7 +3102,7 @@
           <w:sz w:val="22"/>
           <w:szCs w:val="22"/>
         </w:rPr>
-        <w:t xml:space="preserve"> {area}, quien coordinará los temas técnicos con el</w:t>
+        <w:t xml:space="preserve">{ellaadministradorcontador}</w:t>
       </w:r>
       <w:r>
         <w:rPr>
@@ -3483,9 +3112,8 @@
           <w:kern w:val="1"/>
           <w:sz w:val="22"/>
           <w:szCs w:val="22"/>
-          <w:lang w:val="es-EC"/>
-        </w:rPr>
-        <w:t>/la administrador/a del área protegida por parte del MAE</w:t>
+        </w:rPr>
+        <w:t xml:space="preserve"> </w:t>
       </w:r>
       <w:r>
         <w:rPr>
@@ -3496,7 +3124,7 @@
           <w:sz w:val="22"/>
           <w:szCs w:val="22"/>
         </w:rPr>
-        <w:t xml:space="preserve"> y </w:t>
+        <w:t xml:space="preserve">{dellaAP}</w:t>
       </w:r>
       <w:r>
         <w:rPr>
@@ -3506,9 +3134,8 @@
           <w:kern w:val="1"/>
           <w:sz w:val="22"/>
           <w:szCs w:val="22"/>
-          <w:lang w:val="es-EC"/>
-        </w:rPr>
-        <w:t>con el/la proveedor</w:t>
+        </w:rPr>
+        <w:t xml:space="preserve"> {area}, quien coordinará los temas técnicos con {ellaadministradorAP}</w:t>
       </w:r>
       <w:r>
         <w:rPr>
@@ -3518,44 +3145,55 @@
           <w:kern w:val="1"/>
           <w:sz w:val="22"/>
           <w:szCs w:val="22"/>
+          <w:lang w:val="es-EC"/>
+        </w:rPr>
+        <w:t> del área protegida por parte del MAE</w:t>
+      </w:r>
+      <w:r>
+        <w:rPr>
+          <w:rFonts w:ascii="Titillium Web" w:eastAsia="Arial Unicode MS" w:hAnsi="Titillium Web"/>
+          <w:bCs/>
+          <w:iCs/>
+          <w:kern w:val="1"/>
+          <w:sz w:val="22"/>
+          <w:szCs w:val="22"/>
+        </w:rPr>
+        <w:t xml:space="preserve"> y </w:t>
+      </w:r>
+      <w:r>
+        <w:rPr>
+          <w:rFonts w:ascii="Titillium Web" w:eastAsia="Arial Unicode MS" w:hAnsi="Titillium Web"/>
+          <w:bCs/>
+          <w:iCs/>
+          <w:kern w:val="1"/>
+          <w:sz w:val="22"/>
+          <w:szCs w:val="22"/>
+          <w:lang w:val="es-EC"/>
+        </w:rPr>
+        <w:t>con {elLaProveedor}</w:t>
+      </w:r>
+      <w:r>
+        <w:rPr>
+          <w:rFonts w:ascii="Titillium Web" w:eastAsia="Arial Unicode MS" w:hAnsi="Titillium Web"/>
+          <w:bCs/>
+          <w:iCs/>
+          <w:kern w:val="1"/>
+          <w:sz w:val="22"/>
+          <w:szCs w:val="22"/>
         </w:rPr>
         <w:t xml:space="preserve"> </w:t>
       </w:r>
-      <w:sdt>
-        <w:sdtPr>
-          <w:rPr>
-            <w:rFonts w:ascii="Titillium Web" w:eastAsia="Arial Unicode MS" w:hAnsi="Titillium Web"/>
-            <w:bCs/>
-            <w:iCs/>
-            <w:kern w:val="1"/>
-            <w:sz w:val="22"/>
-            <w:szCs w:val="22"/>
-          </w:rPr>
-          <w:id w:val="-1694363923"/>
-          <w:placeholder>
-            <w:docPart w:val="6C524109B59042AD9D88313F432D8FAB"/>
-          </w:placeholder>
-          <w:temporary/>
-          <w:comboBox>
-            <w:listItem w:displayText="El administrador contador" w:value="El administrador contador"/>
-            <w:listItem w:displayText="La administradora contadora" w:value="La administradora contadora"/>
-          </w:comboBox>
-        </w:sdtPr>
-        <w:sdtEndPr/>
-        <w:sdtContent>
-          <w:r>
-            <w:rPr>
-              <w:rFonts w:ascii="Titillium Web" w:eastAsia="Arial Unicode MS" w:hAnsi="Titillium Web"/>
-              <w:bCs/>
-              <w:iCs/>
-              <w:kern w:val="1"/>
-              <w:sz w:val="22"/>
-              <w:szCs w:val="22"/>
-            </w:rPr>
-            <w:t>El/La administrador/a contador/a</w:t>
-          </w:r>
-        </w:sdtContent>
-      </w:sdt>
+      <w:r>
+        <w:rPr>
+          <w:rFonts w:ascii="Titillium Web" w:eastAsia="Arial Unicode MS" w:hAnsi="Titillium Web"/>
+          <w:bCs/>
+          <w:iCs/>
+          <w:kern w:val="1"/>
+          <w:sz w:val="22"/>
+          <w:szCs w:val="22"/>
+        </w:rPr>
+        <w:t xml:space="preserve">{ElLaadministradorcontador}</w:t>
+      </w:r>
       <w:r>
         <w:rPr>
           <w:rFonts w:ascii="Titillium Web" w:eastAsia="Arial Unicode MS" w:hAnsi="Titillium Web"/>
@@ -3697,51 +3335,16 @@
               <w:t>{director}</w:t>
             </w:r>
           </w:p>
-          <w:sdt>
-            <w:sdtPr>
-              <w:rPr>
-                <w:rFonts w:ascii="Titillium Web" w:hAnsi="Titillium Web"/>
-                <w:b/>
-                <w:bCs/>
-                <w:sz w:val="22"/>
-                <w:szCs w:val="22"/>
-              </w:rPr>
-              <w:id w:val="142244700"/>
-              <w:placeholder>
-                <w:docPart w:val="DefaultPlaceholder_-1854013438"/>
-              </w:placeholder>
-              <w:temporary/>
-              <w:comboBox>
-                <w:listItem w:displayText="Director Ejecutivo" w:value="Director Ejecutivo"/>
-                <w:listItem w:displayText="Directora Ejecutiva" w:value="Directora Ejecutiva"/>
-              </w:comboBox>
-            </w:sdtPr>
-            <w:sdtContent>
-              <w:p>
-                <w:pPr>
-                  <w:ind w:left="65" w:right="474"/>
-                  <w:jc w:val="both"/>
-                  <w:rPr>
-                    <w:rFonts w:ascii="Titillium Web" w:hAnsi="Titillium Web"/>
-                    <w:b/>
-                    <w:bCs/>
-                    <w:sz w:val="22"/>
-                    <w:szCs w:val="22"/>
-                  </w:rPr>
-                </w:pPr>
-                <w:r>
-                  <w:rPr>
-                    <w:rFonts w:ascii="Titillium Web" w:hAnsi="Titillium Web"/>
-                    <w:b/>
-                    <w:bCs/>
-                    <w:sz w:val="22"/>
-                    <w:szCs w:val="22"/>
-                  </w:rPr>
-                  <w:t>Director/a Ejecutivo/a</w:t>
-                </w:r>
-              </w:p>
-            </w:sdtContent>
-          </w:sdt>
+          <w:r>
+            <w:rPr>
+              <w:rFonts w:ascii="Titillium Web" w:hAnsi="Titillium Web"/>
+              <w:b/>
+              <w:bCs/>
+              <w:sz w:val="22"/>
+              <w:szCs w:val="22"/>
+            </w:rPr>
+            <w:t xml:space="preserve">{DirectorEjecutivo}</w:t>
+          </w:r>
           <w:p>
             <w:pPr>
               <w:ind w:left="65" w:right="474"/>

--- a/generador/plantillas/16_Orden_de_compra_director.docx
+++ b/generador/plantillas/16_Orden_de_compra_director.docx
@@ -104,14 +104,29 @@
         </w:rPr>
       </w:pPr>
     </w:p>
-    <w:r>
-      <w:rPr>
-        <w:rFonts w:ascii="Titillium Web" w:hAnsi="Titillium Web"/>
-        <w:sz w:val="22"/>
-        <w:szCs w:val="22"/>
-      </w:rPr>
-      <w:t xml:space="preserve">{proveedorTrato}</w:t>
-    </w:r>
+    <w:p>
+      <w:pPr>
+        <w:widowControl w:val="0"/>
+        <w:numPr>
+          <w:ilvl w:val="12"/>
+          <w:numId w:val="0"/>
+        </w:numPr>
+        <w:jc w:val="both"/>
+        <w:rPr>
+          <w:rFonts w:ascii="Titillium Web" w:hAnsi="Titillium Web"/>
+          <w:sz w:val="22"/>
+          <w:szCs w:val="22"/>
+        </w:rPr>
+      </w:pPr>
+      <w:r>
+        <w:rPr>
+          <w:rFonts w:ascii="Titillium Web" w:hAnsi="Titillium Web"/>
+          <w:sz w:val="22"/>
+          <w:szCs w:val="22"/>
+        </w:rPr>
+        <w:t xml:space="preserve">{proveedorTrato}</w:t>
+      </w:r>
+    </w:p>
     <w:p>
       <w:pPr>
         <w:widowControl w:val="0"/>
@@ -3335,16 +3350,29 @@
               <w:t>{director}</w:t>
             </w:r>
           </w:p>
-          <w:r>
-            <w:rPr>
-              <w:rFonts w:ascii="Titillium Web" w:hAnsi="Titillium Web"/>
-              <w:b/>
-              <w:bCs/>
-              <w:sz w:val="22"/>
-              <w:szCs w:val="22"/>
-            </w:rPr>
-            <w:t xml:space="preserve">{DirectorEjecutivo}</w:t>
-          </w:r>
+          <w:p>
+            <w:pPr>
+              <w:ind w:left="65" w:right="474"/>
+              <w:jc w:val="both"/>
+              <w:rPr>
+                <w:rFonts w:ascii="Titillium Web" w:hAnsi="Titillium Web"/>
+                <w:b/>
+                <w:bCs/>
+                <w:sz w:val="22"/>
+                <w:szCs w:val="22"/>
+              </w:rPr>
+            </w:pPr>
+            <w:r>
+              <w:rPr>
+                <w:rFonts w:ascii="Titillium Web" w:hAnsi="Titillium Web"/>
+                <w:b/>
+                <w:bCs/>
+                <w:sz w:val="22"/>
+                <w:szCs w:val="22"/>
+              </w:rPr>
+              <w:t xml:space="preserve">{DirectorEjecutivo}</w:t>
+            </w:r>
+          </w:p>
           <w:p>
             <w:pPr>
               <w:ind w:left="65" w:right="474"/>

--- a/generador/plantillas/16_Orden_de_compra_director.docx
+++ b/generador/plantillas/16_Orden_de_compra_director.docx
@@ -13,8 +13,8 @@
         <w:rPr>
           <w:rFonts w:ascii="Titillium Web" w:hAnsi="Titillium Web"/>
           <w:b w:val="0"/>
-          <w:sz w:val="22"/>
-          <w:szCs w:val="22"/>
+          <w:sz w:val="20"/>
+          <w:szCs w:val="20"/>
           <w:u w:val="none"/>
         </w:rPr>
       </w:pPr>
@@ -22,8 +22,8 @@
         <w:rPr>
           <w:rFonts w:ascii="Titillium Web" w:hAnsi="Titillium Web"/>
           <w:b w:val="0"/>
-          <w:sz w:val="22"/>
-          <w:szCs w:val="22"/>
+          <w:sz w:val="20"/>
+          <w:szCs w:val="20"/>
           <w:u w:val="none"/>
         </w:rPr>
         <w:t>{ciudad}</w:t>
@@ -32,8 +32,8 @@
         <w:rPr>
           <w:rFonts w:ascii="Titillium Web" w:hAnsi="Titillium Web"/>
           <w:b w:val="0"/>
-          <w:sz w:val="22"/>
-          <w:szCs w:val="22"/>
+          <w:sz w:val="20"/>
+          <w:szCs w:val="20"/>
           <w:highlight w:val="yellow"/>
           <w:u w:val="none"/>
         </w:rPr>
@@ -43,8 +43,8 @@
         <w:rPr>
           <w:rFonts w:ascii="Titillium Web" w:hAnsi="Titillium Web"/>
           <w:b w:val="0"/>
-          <w:sz w:val="22"/>
-          <w:szCs w:val="22"/>
+          <w:sz w:val="20"/>
+          <w:szCs w:val="20"/>
           <w:u w:val="none"/>
         </w:rPr>
         <w:t>{fechaAdj}</w:t>
@@ -56,8 +56,8 @@
           <w:rFonts w:ascii="Titillium Web" w:hAnsi="Titillium Web"/>
           <w:b/>
           <w:bCs/>
-          <w:sz w:val="22"/>
-          <w:szCs w:val="22"/>
+          <w:sz w:val="20"/>
+          <w:szCs w:val="20"/>
           <w:lang w:val="es-US" w:eastAsia="es-ES_tradnl"/>
         </w:rPr>
       </w:pPr>
@@ -66,8 +66,8 @@
           <w:rFonts w:ascii="Titillium Web" w:hAnsi="Titillium Web"/>
           <w:b/>
           <w:bCs/>
-          <w:sz w:val="22"/>
-          <w:szCs w:val="22"/>
+          <w:sz w:val="20"/>
+          <w:szCs w:val="20"/>
           <w:highlight w:val="yellow"/>
         </w:rPr>
         <w:t>Orden de compra FIAS-FAP-2026-</w:t>
@@ -77,8 +77,8 @@
           <w:rFonts w:ascii="Titillium Web" w:hAnsi="Titillium Web"/>
           <w:b/>
           <w:bCs/>
-          <w:sz w:val="22"/>
-          <w:szCs w:val="22"/>
+          <w:sz w:val="20"/>
+          <w:szCs w:val="20"/>
         </w:rPr>
         <w:t>{siglas}</w:t>
       </w:r>
@@ -87,8 +87,8 @@
           <w:rFonts w:ascii="Titillium Web" w:hAnsi="Titillium Web"/>
           <w:b/>
           <w:bCs/>
-          <w:sz w:val="22"/>
-          <w:szCs w:val="22"/>
+          <w:sz w:val="20"/>
+          <w:szCs w:val="20"/>
           <w:highlight w:val="yellow"/>
         </w:rPr>
         <w:t>-XXX</w:t>
@@ -99,8 +99,8 @@
         <w:jc w:val="both"/>
         <w:rPr>
           <w:rFonts w:ascii="Titillium Web" w:hAnsi="Titillium Web"/>
-          <w:sz w:val="22"/>
-          <w:szCs w:val="22"/>
+          <w:sz w:val="20"/>
+          <w:szCs w:val="20"/>
         </w:rPr>
       </w:pPr>
     </w:p>
@@ -114,17 +114,17 @@
         <w:jc w:val="both"/>
         <w:rPr>
           <w:rFonts w:ascii="Titillium Web" w:hAnsi="Titillium Web"/>
-          <w:sz w:val="22"/>
-          <w:szCs w:val="22"/>
+          <w:sz w:val="20"/>
+          <w:szCs w:val="20"/>
         </w:rPr>
       </w:pPr>
       <w:r>
         <w:rPr>
           <w:rFonts w:ascii="Titillium Web" w:hAnsi="Titillium Web"/>
-          <w:sz w:val="22"/>
-          <w:szCs w:val="22"/>
-        </w:rPr>
-        <w:t xml:space="preserve">{proveedorTrato}</w:t>
+          <w:sz w:val="20"/>
+          <w:szCs w:val="20"/>
+        </w:rPr>
+        <w:t>{proveedorTrato}</w:t>
       </w:r>
     </w:p>
     <w:p>
@@ -139,8 +139,8 @@
           <w:rFonts w:ascii="Titillium Web" w:hAnsi="Titillium Web"/>
           <w:b/>
           <w:bCs/>
-          <w:sz w:val="22"/>
-          <w:szCs w:val="22"/>
+          <w:sz w:val="20"/>
+          <w:szCs w:val="20"/>
         </w:rPr>
       </w:pPr>
       <w:r>
@@ -148,8 +148,8 @@
           <w:rFonts w:ascii="Titillium Web" w:hAnsi="Titillium Web"/>
           <w:b/>
           <w:bCs/>
-          <w:sz w:val="22"/>
-          <w:szCs w:val="22"/>
+          <w:sz w:val="20"/>
+          <w:szCs w:val="20"/>
           <w:lang w:val="es-US"/>
         </w:rPr>
         <w:t>{proveedor}</w:t>
@@ -160,15 +160,15 @@
         <w:jc w:val="both"/>
         <w:rPr>
           <w:rFonts w:ascii="Titillium Web" w:hAnsi="Titillium Web"/>
-          <w:sz w:val="22"/>
-          <w:szCs w:val="22"/>
+          <w:sz w:val="20"/>
+          <w:szCs w:val="20"/>
         </w:rPr>
       </w:pPr>
       <w:r>
         <w:rPr>
           <w:rFonts w:ascii="Titillium Web" w:hAnsi="Titillium Web"/>
-          <w:sz w:val="22"/>
-          <w:szCs w:val="22"/>
+          <w:sz w:val="20"/>
+          <w:szCs w:val="20"/>
         </w:rPr>
         <w:t>Ciudad. -</w:t>
       </w:r>
@@ -179,8 +179,8 @@
         <w:rPr>
           <w:rFonts w:ascii="Titillium Web" w:hAnsi="Titillium Web"/>
           <w:i/>
-          <w:sz w:val="22"/>
-          <w:szCs w:val="22"/>
+          <w:sz w:val="20"/>
+          <w:szCs w:val="20"/>
         </w:rPr>
       </w:pPr>
     </w:p>
@@ -191,8 +191,8 @@
         <w:rPr>
           <w:rFonts w:ascii="Titillium Web" w:hAnsi="Titillium Web"/>
           <w:b/>
-          <w:sz w:val="22"/>
-          <w:szCs w:val="22"/>
+          <w:sz w:val="20"/>
+          <w:szCs w:val="20"/>
         </w:rPr>
       </w:pPr>
       <w:r>
@@ -200,8 +200,8 @@
           <w:rFonts w:ascii="Titillium Web" w:hAnsi="Titillium Web"/>
           <w:b/>
           <w:i/>
-          <w:sz w:val="22"/>
-          <w:szCs w:val="22"/>
+          <w:sz w:val="20"/>
+          <w:szCs w:val="20"/>
         </w:rPr>
         <w:t xml:space="preserve">Ref.: </w:t>
       </w:r>
@@ -209,8 +209,8 @@
         <w:rPr>
           <w:rFonts w:ascii="Titillium Web" w:eastAsia="Book Antiqua" w:hAnsi="Titillium Web"/>
           <w:b/>
-          <w:sz w:val="22"/>
-          <w:szCs w:val="22"/>
+          <w:sz w:val="20"/>
+          <w:szCs w:val="20"/>
           <w:lang w:val="es-US" w:eastAsia="es-ES_tradnl"/>
         </w:rPr>
         <w:t>“</w:t>
@@ -221,8 +221,8 @@
           <w:b/>
           <w:i/>
           <w:iCs/>
-          <w:sz w:val="22"/>
-          <w:szCs w:val="22"/>
+          <w:sz w:val="20"/>
+          <w:szCs w:val="20"/>
         </w:rPr>
         <w:t>{objeto}</w:t>
       </w:r>
@@ -232,8 +232,8 @@
           <w:b/>
           <w:i/>
           <w:iCs/>
-          <w:sz w:val="22"/>
-          <w:szCs w:val="22"/>
+          <w:sz w:val="20"/>
+          <w:szCs w:val="20"/>
           <w:lang w:val="es-US"/>
         </w:rPr>
         <w:t>”</w:t>
@@ -249,8 +249,8 @@
         <w:jc w:val="both"/>
         <w:rPr>
           <w:rFonts w:ascii="Titillium Web" w:hAnsi="Titillium Web"/>
-          <w:sz w:val="22"/>
-          <w:szCs w:val="22"/>
+          <w:sz w:val="20"/>
+          <w:szCs w:val="20"/>
         </w:rPr>
       </w:pPr>
     </w:p>
@@ -264,15 +264,15 @@
         <w:jc w:val="both"/>
         <w:rPr>
           <w:rFonts w:ascii="Titillium Web" w:hAnsi="Titillium Web"/>
-          <w:sz w:val="22"/>
-          <w:szCs w:val="22"/>
+          <w:sz w:val="20"/>
+          <w:szCs w:val="20"/>
         </w:rPr>
       </w:pPr>
       <w:r>
         <w:rPr>
           <w:rFonts w:ascii="Titillium Web" w:hAnsi="Titillium Web"/>
-          <w:sz w:val="22"/>
-          <w:szCs w:val="22"/>
+          <w:sz w:val="20"/>
+          <w:szCs w:val="20"/>
         </w:rPr>
         <w:t>De nuestra consideración:</w:t>
       </w:r>
@@ -282,8 +282,8 @@
         <w:jc w:val="both"/>
         <w:rPr>
           <w:rFonts w:ascii="Titillium Web" w:hAnsi="Titillium Web"/>
-          <w:sz w:val="22"/>
-          <w:szCs w:val="22"/>
+          <w:sz w:val="20"/>
+          <w:szCs w:val="20"/>
         </w:rPr>
       </w:pPr>
     </w:p>
@@ -294,15 +294,15 @@
           <w:rFonts w:ascii="Titillium Web" w:hAnsi="Titillium Web"/>
           <w:b/>
           <w:bCs/>
-          <w:sz w:val="22"/>
-          <w:szCs w:val="22"/>
+          <w:sz w:val="20"/>
+          <w:szCs w:val="20"/>
         </w:rPr>
       </w:pPr>
       <w:r>
         <w:rPr>
           <w:rFonts w:ascii="Titillium Web" w:hAnsi="Titillium Web"/>
-          <w:sz w:val="22"/>
-          <w:szCs w:val="22"/>
+          <w:sz w:val="20"/>
+          <w:szCs w:val="20"/>
         </w:rPr>
         <w:t xml:space="preserve">Me es grato dirigirme a usted con referencia a su oferta presentada el {fechaRecepOferta} </w:t>
       </w:r>
@@ -312,16 +312,16 @@
         <w:rPr>
           <w:rStyle w:val="Refdecomentario"/>
           <w:rFonts w:ascii="Titillium Web" w:hAnsi="Titillium Web"/>
-          <w:sz w:val="22"/>
-          <w:szCs w:val="22"/>
+          <w:sz w:val="20"/>
+          <w:szCs w:val="20"/>
         </w:rPr>
         <w:commentReference w:id="0"/>
       </w:r>
       <w:r>
         <w:rPr>
           <w:rFonts w:ascii="Titillium Web" w:hAnsi="Titillium Web"/>
-          <w:sz w:val="22"/>
-          <w:szCs w:val="22"/>
+          <w:sz w:val="20"/>
+          <w:szCs w:val="20"/>
         </w:rPr>
         <w:t>para:</w:t>
       </w:r>
@@ -332,8 +332,8 @@
           <w:bCs/>
           <w:i/>
           <w:iCs/>
-          <w:sz w:val="22"/>
-          <w:szCs w:val="22"/>
+          <w:sz w:val="20"/>
+          <w:szCs w:val="20"/>
           <w:lang w:val="es-EC"/>
         </w:rPr>
         <w:t xml:space="preserve"> </w:t>
@@ -343,8 +343,8 @@
           <w:rFonts w:ascii="Titillium Web" w:hAnsi="Titillium Web"/>
           <w:b/>
           <w:bCs/>
-          <w:sz w:val="22"/>
-          <w:szCs w:val="22"/>
+          <w:sz w:val="20"/>
+          <w:szCs w:val="20"/>
         </w:rPr>
         <w:t>“</w:t>
       </w:r>
@@ -352,8 +352,8 @@
         <w:rPr>
           <w:rFonts w:ascii="Titillium Web" w:hAnsi="Titillium Web"/>
           <w:b/>
-          <w:sz w:val="22"/>
-          <w:szCs w:val="22"/>
+          <w:sz w:val="20"/>
+          <w:szCs w:val="20"/>
         </w:rPr>
         <w:t>{objeto}</w:t>
       </w:r>
@@ -362,16 +362,16 @@
           <w:rFonts w:ascii="Titillium Web" w:hAnsi="Titillium Web"/>
           <w:b/>
           <w:bCs/>
-          <w:sz w:val="22"/>
-          <w:szCs w:val="22"/>
+          <w:sz w:val="20"/>
+          <w:szCs w:val="20"/>
         </w:rPr>
         <w:t>”</w:t>
       </w:r>
       <w:r>
         <w:rPr>
           <w:rFonts w:ascii="Titillium Web" w:hAnsi="Titillium Web"/>
-          <w:sz w:val="22"/>
-          <w:szCs w:val="22"/>
+          <w:sz w:val="20"/>
+          <w:szCs w:val="20"/>
         </w:rPr>
         <w:t xml:space="preserve">, como resultado de la selección realizada de conformidad con lo que establece la Normativa Ciclo del FAP y su matriz de procesos. </w:t>
       </w:r>
@@ -381,8 +381,8 @@
         <w:jc w:val="both"/>
         <w:rPr>
           <w:rFonts w:ascii="Titillium Web" w:hAnsi="Titillium Web"/>
-          <w:sz w:val="22"/>
-          <w:szCs w:val="22"/>
+          <w:sz w:val="20"/>
+          <w:szCs w:val="20"/>
         </w:rPr>
       </w:pPr>
     </w:p>
@@ -391,39 +391,31 @@
         <w:jc w:val="both"/>
         <w:rPr>
           <w:rFonts w:ascii="Titillium Web" w:hAnsi="Titillium Web"/>
-          <w:sz w:val="22"/>
-          <w:szCs w:val="22"/>
+          <w:sz w:val="20"/>
+          <w:szCs w:val="20"/>
         </w:rPr>
       </w:pPr>
       <w:r>
         <w:rPr>
           <w:rFonts w:ascii="Titillium Web" w:hAnsi="Titillium Web"/>
-          <w:sz w:val="22"/>
-          <w:szCs w:val="22"/>
+          <w:sz w:val="20"/>
+          <w:szCs w:val="20"/>
         </w:rPr>
         <w:t xml:space="preserve">Por lo antes expuesto, debo informarle la decisión de adjudicación a su favor, basada en el cumplimiento de los requerimientos establecidos en la solicitud de cotización remitida por parte del administrador </w:t>
       </w:r>
       <w:r>
         <w:rPr>
           <w:rFonts w:ascii="Titillium Web" w:hAnsi="Titillium Web"/>
-          <w:sz w:val="22"/>
-          <w:szCs w:val="22"/>
-        </w:rPr>
-        <w:t xml:space="preserve">{dellaAP}</w:t>
+          <w:sz w:val="20"/>
+          <w:szCs w:val="20"/>
+        </w:rPr>
+        <w:t xml:space="preserve">{dellaAP} </w:t>
       </w:r>
       <w:r>
         <w:rPr>
           <w:rFonts w:ascii="Titillium Web" w:hAnsi="Titillium Web"/>
-          <w:sz w:val="22"/>
-          <w:szCs w:val="22"/>
-        </w:rPr>
-        <w:t xml:space="preserve"> </w:t>
-      </w:r>
-      <w:r>
-        <w:rPr>
-          <w:rFonts w:ascii="Titillium Web" w:hAnsi="Titillium Web"/>
-          <w:sz w:val="22"/>
-          <w:szCs w:val="22"/>
+          <w:sz w:val="20"/>
+          <w:szCs w:val="20"/>
         </w:rPr>
         <w:t>{area}.</w:t>
       </w:r>
@@ -433,8 +425,8 @@
         <w:jc w:val="both"/>
         <w:rPr>
           <w:rFonts w:ascii="Titillium Web" w:hAnsi="Titillium Web"/>
-          <w:sz w:val="22"/>
-          <w:szCs w:val="22"/>
+          <w:sz w:val="20"/>
+          <w:szCs w:val="20"/>
         </w:rPr>
       </w:pPr>
     </w:p>
@@ -443,44 +435,44 @@
         <w:jc w:val="both"/>
         <w:rPr>
           <w:rFonts w:ascii="Titillium Web" w:hAnsi="Titillium Web"/>
-          <w:sz w:val="22"/>
-          <w:szCs w:val="22"/>
+          <w:sz w:val="20"/>
+          <w:szCs w:val="20"/>
           <w:lang w:val="es-US" w:eastAsia="es-ES_tradnl"/>
         </w:rPr>
       </w:pPr>
       <w:r>
         <w:rPr>
           <w:rFonts w:ascii="Titillium Web" w:hAnsi="Titillium Web"/>
-          <w:sz w:val="22"/>
-          <w:szCs w:val="22"/>
-        </w:rPr>
-        <w:t xml:space="preserve">La oferta presentada por un valor </w:t>
+          <w:sz w:val="20"/>
+          <w:szCs w:val="20"/>
+        </w:rPr>
+        <w:t xml:space="preserve">La oferta presentada por un valor de {montoLetras},</w:t>
       </w:r>
       <w:r>
         <w:rPr>
           <w:rFonts w:ascii="Titillium Web" w:hAnsi="Titillium Web"/>
-          <w:sz w:val="22"/>
-          <w:szCs w:val="22"/>
+          <w:sz w:val="20"/>
+          <w:szCs w:val="20"/>
           <w:lang w:val="es-EC" w:eastAsia="es-ES_tradnl"/>
         </w:rPr>
-        <w:t>de</w:t>
+        <w:t xml:space="preserve"/>
       </w:r>
       <w:r>
         <w:rPr>
           <w:rFonts w:ascii="Titillium Web" w:hAnsi="Titillium Web"/>
           <w:b/>
           <w:bCs/>
-          <w:sz w:val="22"/>
-          <w:szCs w:val="22"/>
+          <w:sz w:val="20"/>
+          <w:szCs w:val="20"/>
           <w:lang w:val="es-US" w:eastAsia="es-ES_tradnl"/>
         </w:rPr>
-        <w:t xml:space="preserve"> {montoLetras}, </w:t>
+        <w:t xml:space="preserve"> </w:t>
       </w:r>
       <w:r>
         <w:rPr>
           <w:rFonts w:ascii="Titillium Web" w:hAnsi="Titillium Web"/>
-          <w:sz w:val="22"/>
-          <w:szCs w:val="22"/>
+          <w:sz w:val="20"/>
+          <w:szCs w:val="20"/>
           <w:lang w:val="es-US" w:eastAsia="es-ES_tradnl"/>
         </w:rPr>
         <w:t xml:space="preserve">es la aceptada por la instancia de decisión correspondiente. </w:t>
@@ -493,8 +485,8 @@
           <w:rFonts w:ascii="Titillium Web" w:hAnsi="Titillium Web"/>
           <w:b/>
           <w:bCs/>
-          <w:sz w:val="22"/>
-          <w:szCs w:val="22"/>
+          <w:sz w:val="20"/>
+          <w:szCs w:val="20"/>
           <w:lang w:val="es-US" w:eastAsia="es-ES_tradnl"/>
         </w:rPr>
       </w:pPr>
@@ -506,16 +498,16 @@
           <w:rFonts w:ascii="Titillium Web" w:hAnsi="Titillium Web"/>
           <w:b/>
           <w:bCs/>
-          <w:sz w:val="22"/>
-          <w:szCs w:val="22"/>
+          <w:sz w:val="20"/>
+          <w:szCs w:val="20"/>
           <w:lang w:eastAsia="es-ES_tradnl"/>
         </w:rPr>
       </w:pPr>
       <w:r>
         <w:rPr>
           <w:rFonts w:ascii="Titillium Web" w:hAnsi="Titillium Web"/>
-          <w:sz w:val="22"/>
-          <w:szCs w:val="22"/>
+          <w:sz w:val="20"/>
+          <w:szCs w:val="20"/>
           <w:lang w:val="es-US" w:eastAsia="es-ES_tradnl"/>
         </w:rPr>
         <w:t xml:space="preserve">El bien que se va a entregar es el presente: </w:t>
@@ -528,8 +520,8 @@
         <w:rPr>
           <w:rFonts w:ascii="Titillium Web" w:hAnsi="Titillium Web"/>
           <w:noProof/>
-          <w:sz w:val="22"/>
-          <w:szCs w:val="22"/>
+          <w:sz w:val="20"/>
+          <w:szCs w:val="20"/>
         </w:rPr>
       </w:pPr>
     </w:p>
@@ -544,8 +536,8 @@
         <w:tblLook w:val="04A0" w:firstRow="1" w:lastRow="0" w:firstColumn="1" w:lastColumn="0" w:noHBand="0" w:noVBand="1"/>
       </w:tblPr>
       <w:tblGrid>
-        <w:gridCol w:w="1917"/>
-        <w:gridCol w:w="6573"/>
+        <w:gridCol w:w="1778"/>
+        <w:gridCol w:w="6665"/>
       </w:tblGrid>
       <w:tr>
         <w:trPr>
@@ -574,8 +566,8 @@
                 <w:b/>
                 <w:bCs/>
                 <w:color w:val="000000"/>
-                <w:sz w:val="22"/>
-                <w:szCs w:val="22"/>
+                <w:sz w:val="20"/>
+                <w:szCs w:val="20"/>
                 <w:lang w:eastAsia="es-EC"/>
               </w:rPr>
             </w:pPr>
@@ -585,8 +577,8 @@
                 <w:b/>
                 <w:bCs/>
                 <w:color w:val="000000"/>
-                <w:sz w:val="22"/>
-                <w:szCs w:val="22"/>
+                <w:sz w:val="20"/>
+                <w:szCs w:val="20"/>
                 <w:lang w:eastAsia="es-EC"/>
               </w:rPr>
               <w:t>Cantidad</w:t>
@@ -615,8 +607,8 @@
                 <w:b/>
                 <w:bCs/>
                 <w:color w:val="000000"/>
-                <w:sz w:val="22"/>
-                <w:szCs w:val="22"/>
+                <w:sz w:val="20"/>
+                <w:szCs w:val="20"/>
                 <w:lang w:eastAsia="es-EC"/>
               </w:rPr>
             </w:pPr>
@@ -626,8 +618,8 @@
                 <w:b/>
                 <w:bCs/>
                 <w:color w:val="000000"/>
-                <w:sz w:val="22"/>
-                <w:szCs w:val="22"/>
+                <w:sz w:val="20"/>
+                <w:szCs w:val="20"/>
                 <w:lang w:eastAsia="es-EC"/>
               </w:rPr>
               <w:t>Detalle y especificaciones</w:t>
@@ -662,8 +654,8 @@
                 <w:b/>
                 <w:bCs/>
                 <w:color w:val="000000"/>
-                <w:sz w:val="22"/>
-                <w:szCs w:val="22"/>
+                <w:sz w:val="20"/>
+                <w:szCs w:val="20"/>
                 <w:lang w:eastAsia="es-EC"/>
               </w:rPr>
             </w:pPr>
@@ -673,8 +665,8 @@
                 <w:b/>
                 <w:bCs/>
                 <w:color w:val="000000"/>
-                <w:sz w:val="22"/>
-                <w:szCs w:val="22"/>
+                <w:sz w:val="20"/>
+                <w:szCs w:val="20"/>
                 <w:lang w:eastAsia="es-EC"/>
               </w:rPr>
               <w:t>{#items}{cantidad}</w:t>
@@ -699,16 +691,16 @@
               <w:jc w:val="both"/>
               <w:rPr>
                 <w:rFonts w:ascii="Titillium Web" w:hAnsi="Titillium Web"/>
-                <w:sz w:val="22"/>
-                <w:szCs w:val="22"/>
+                <w:sz w:val="20"/>
+                <w:szCs w:val="20"/>
                 <w:lang w:eastAsia="es-EC"/>
               </w:rPr>
             </w:pPr>
             <w:r>
               <w:rPr>
                 <w:rFonts w:ascii="Titillium Web" w:hAnsi="Titillium Web"/>
-                <w:sz w:val="22"/>
-                <w:szCs w:val="22"/>
+                <w:sz w:val="20"/>
+                <w:szCs w:val="20"/>
                 <w:lang w:eastAsia="es-EC"/>
               </w:rPr>
               <w:t>{desc}{/items}</w:t>
@@ -724,8 +716,8 @@
         <w:rPr>
           <w:rFonts w:ascii="Titillium Web" w:hAnsi="Titillium Web"/>
           <w:noProof/>
-          <w:sz w:val="22"/>
-          <w:szCs w:val="22"/>
+          <w:sz w:val="20"/>
+          <w:szCs w:val="20"/>
         </w:rPr>
       </w:pPr>
       <w:commentRangeStart w:id="1"/>
@@ -735,8 +727,8 @@
           <w:rStyle w:val="Refdecomentario"/>
           <w:rFonts w:ascii="Titillium Web" w:hAnsi="Titillium Web"/>
           <w:noProof/>
-          <w:sz w:val="22"/>
-          <w:szCs w:val="22"/>
+          <w:sz w:val="20"/>
+          <w:szCs w:val="20"/>
         </w:rPr>
         <w:commentReference w:id="1"/>
       </w:r>
@@ -757,8 +749,8 @@
         <w:rPr>
           <w:rFonts w:ascii="Titillium Web" w:eastAsia="Arial Unicode MS" w:hAnsi="Titillium Web"/>
           <w:b/>
-          <w:sz w:val="22"/>
-          <w:szCs w:val="22"/>
+          <w:sz w:val="20"/>
+          <w:szCs w:val="20"/>
           <w:lang w:val="es-EC" w:eastAsia="es-ES_tradnl"/>
         </w:rPr>
       </w:pPr>
@@ -766,8 +758,8 @@
         <w:rPr>
           <w:rFonts w:ascii="Titillium Web" w:hAnsi="Titillium Web"/>
           <w:b/>
-          <w:sz w:val="22"/>
-          <w:szCs w:val="22"/>
+          <w:sz w:val="20"/>
+          <w:szCs w:val="20"/>
           <w:lang w:val="es-MX" w:eastAsia="es-ES_tradnl"/>
         </w:rPr>
         <w:t>R</w:t>
@@ -776,8 +768,8 @@
         <w:rPr>
           <w:rFonts w:ascii="Titillium Web" w:eastAsia="Arial Unicode MS" w:hAnsi="Titillium Web"/>
           <w:b/>
-          <w:sz w:val="22"/>
-          <w:szCs w:val="22"/>
+          <w:sz w:val="20"/>
+          <w:szCs w:val="20"/>
           <w:lang w:val="es-EC" w:eastAsia="es-ES_tradnl"/>
         </w:rPr>
         <w:t>ESPONSABILIDADES DEL OFERENTE</w:t>
@@ -795,8 +787,8 @@
         <w:rPr>
           <w:rFonts w:ascii="Titillium Web" w:eastAsia="Arial Unicode MS" w:hAnsi="Titillium Web"/>
           <w:b/>
-          <w:sz w:val="22"/>
-          <w:szCs w:val="22"/>
+          <w:sz w:val="20"/>
+          <w:szCs w:val="20"/>
           <w:lang w:val="es-EC" w:eastAsia="es-ES_tradnl"/>
         </w:rPr>
       </w:pPr>
@@ -814,8 +806,8 @@
           <w:bCs/>
           <w:iCs/>
           <w:kern w:val="1"/>
-          <w:sz w:val="22"/>
-          <w:szCs w:val="22"/>
+          <w:sz w:val="20"/>
+          <w:szCs w:val="20"/>
         </w:rPr>
       </w:pPr>
       <w:r>
@@ -824,8 +816,8 @@
           <w:bCs/>
           <w:iCs/>
           <w:kern w:val="1"/>
-          <w:sz w:val="22"/>
-          <w:szCs w:val="22"/>
+          <w:sz w:val="20"/>
+          <w:szCs w:val="20"/>
         </w:rPr>
         <w:t>Cualquier cosa que no esté escrita en el presente documento y que impida que la solución opere de acuerdo con el objeto de la orden y que se requiera para la entrega del bien, deberá ser asumida 100% por el proveedor sin perjuicio para el FIAS.</w:t>
       </w:r>
@@ -843,8 +835,8 @@
           <w:bCs/>
           <w:iCs/>
           <w:kern w:val="1"/>
-          <w:sz w:val="22"/>
-          <w:szCs w:val="22"/>
+          <w:sz w:val="20"/>
+          <w:szCs w:val="20"/>
         </w:rPr>
       </w:pPr>
       <w:r>
@@ -853,8 +845,8 @@
           <w:bCs/>
           <w:iCs/>
           <w:kern w:val="1"/>
-          <w:sz w:val="22"/>
-          <w:szCs w:val="22"/>
+          <w:sz w:val="20"/>
+          <w:szCs w:val="20"/>
         </w:rPr>
         <w:t xml:space="preserve">Cumplir con todas y cada una de las obligaciones derivadas de la orden de compra y del objeto de esta.   </w:t>
       </w:r>
@@ -872,8 +864,8 @@
           <w:bCs/>
           <w:iCs/>
           <w:kern w:val="1"/>
-          <w:sz w:val="22"/>
-          <w:szCs w:val="22"/>
+          <w:sz w:val="20"/>
+          <w:szCs w:val="20"/>
         </w:rPr>
       </w:pPr>
       <w:r>
@@ -882,8 +874,8 @@
           <w:bCs/>
           <w:iCs/>
           <w:kern w:val="1"/>
-          <w:sz w:val="22"/>
-          <w:szCs w:val="22"/>
+          <w:sz w:val="20"/>
+          <w:szCs w:val="20"/>
         </w:rPr>
         <w:t>Entregar los bienes a entera satisfacción del FIAS, en los tiempos establecidos y según las especificaciones técnicas descritas.</w:t>
       </w:r>
@@ -901,8 +893,8 @@
           <w:bCs/>
           <w:iCs/>
           <w:kern w:val="1"/>
-          <w:sz w:val="22"/>
-          <w:szCs w:val="22"/>
+          <w:sz w:val="20"/>
+          <w:szCs w:val="20"/>
         </w:rPr>
       </w:pPr>
       <w:r>
@@ -911,10 +903,9 @@
           <w:bCs/>
           <w:iCs/>
           <w:kern w:val="1"/>
-          <w:sz w:val="22"/>
-          <w:szCs w:val="22"/>
-        </w:rPr>
-        <w:lastRenderedPageBreak/>
+          <w:sz w:val="20"/>
+          <w:szCs w:val="20"/>
+        </w:rPr>
         <w:t>Cumplir con el objeto de adjudicación y tiempo establecido en el presente documento, en forma eficaz y oportuna para satisfacer la necesidad planteada.</w:t>
       </w:r>
     </w:p>
@@ -931,8 +922,8 @@
           <w:bCs/>
           <w:iCs/>
           <w:kern w:val="1"/>
-          <w:sz w:val="22"/>
-          <w:szCs w:val="22"/>
+          <w:sz w:val="20"/>
+          <w:szCs w:val="20"/>
         </w:rPr>
       </w:pPr>
       <w:r>
@@ -941,8 +932,8 @@
           <w:bCs/>
           <w:iCs/>
           <w:kern w:val="1"/>
-          <w:sz w:val="22"/>
-          <w:szCs w:val="22"/>
+          <w:sz w:val="20"/>
+          <w:szCs w:val="20"/>
         </w:rPr>
         <w:t>Aceptar que el FIAS podrá dejar sin efecto la presente orden de compra, sin obligación de pago salvo por los bienes efectivamente entregados y recibidos a satisfacción, en caso de: (i) incumplimiento del plazo de entrega; (ii) entrega de bienes que no cumplan con las especificaciones técnicas acordadas; o (iii) incumplimiento injustificado en la entrega del bien.</w:t>
       </w:r>
@@ -959,8 +950,8 @@
         <w:rPr>
           <w:rFonts w:ascii="Titillium Web" w:eastAsia="Arial Unicode MS" w:hAnsi="Titillium Web"/>
           <w:b/>
-          <w:sz w:val="22"/>
-          <w:szCs w:val="22"/>
+          <w:sz w:val="20"/>
+          <w:szCs w:val="20"/>
           <w:lang w:eastAsia="es-ES_tradnl"/>
         </w:rPr>
       </w:pPr>
@@ -981,8 +972,8 @@
         <w:rPr>
           <w:rFonts w:ascii="Titillium Web" w:eastAsia="Arial Unicode MS" w:hAnsi="Titillium Web"/>
           <w:b/>
-          <w:sz w:val="22"/>
-          <w:szCs w:val="22"/>
+          <w:sz w:val="20"/>
+          <w:szCs w:val="20"/>
           <w:lang w:val="es-EC" w:eastAsia="es-ES_tradnl"/>
         </w:rPr>
       </w:pPr>
@@ -990,10 +981,11 @@
         <w:rPr>
           <w:rFonts w:ascii="Titillium Web" w:eastAsia="Arial Unicode MS" w:hAnsi="Titillium Web"/>
           <w:b/>
-          <w:sz w:val="22"/>
-          <w:szCs w:val="22"/>
+          <w:sz w:val="20"/>
+          <w:szCs w:val="20"/>
           <w:lang w:val="es-EC" w:eastAsia="es-ES_tradnl"/>
         </w:rPr>
+        <w:lastRenderedPageBreak/>
         <w:t xml:space="preserve">RESPONSABILIDADES DEL FIAS </w:t>
       </w:r>
     </w:p>
@@ -1004,8 +996,8 @@
           <w:rFonts w:ascii="Titillium Web" w:eastAsia="Arial Unicode MS" w:hAnsi="Titillium Web" w:cs="Tahoma"/>
           <w:b/>
           <w:kern w:val="1"/>
-          <w:sz w:val="22"/>
-          <w:szCs w:val="22"/>
+          <w:sz w:val="20"/>
+          <w:szCs w:val="20"/>
           <w:lang w:val="es-MX"/>
         </w:rPr>
       </w:pPr>
@@ -1015,8 +1007,8 @@
         <w:jc w:val="both"/>
         <w:rPr>
           <w:rFonts w:ascii="Titillium Web" w:eastAsia="Arial" w:hAnsi="Titillium Web" w:cs="Helvetica"/>
-          <w:sz w:val="22"/>
-          <w:szCs w:val="22"/>
+          <w:sz w:val="20"/>
+          <w:szCs w:val="20"/>
           <w:lang w:eastAsia="en-US"/>
         </w:rPr>
       </w:pPr>
@@ -1024,8 +1016,8 @@
         <w:rPr>
           <w:rFonts w:ascii="Titillium Web" w:eastAsia="Arial Unicode MS" w:hAnsi="Titillium Web"/>
           <w:color w:val="000000" w:themeColor="text1"/>
-          <w:sz w:val="22"/>
-          <w:szCs w:val="22"/>
+          <w:sz w:val="20"/>
+          <w:szCs w:val="20"/>
           <w:lang w:val="es-ES_tradnl" w:eastAsia="zh-CN"/>
         </w:rPr>
         <w:t>Son obligaciones del FIAS las siguientes</w:t>
@@ -1033,8 +1025,8 @@
       <w:r>
         <w:rPr>
           <w:rFonts w:ascii="Titillium Web" w:eastAsia="Arial" w:hAnsi="Titillium Web" w:cs="Helvetica"/>
-          <w:sz w:val="22"/>
-          <w:szCs w:val="22"/>
+          <w:sz w:val="20"/>
+          <w:szCs w:val="20"/>
           <w:lang w:eastAsia="en-US"/>
         </w:rPr>
         <w:t>:</w:t>
@@ -1054,8 +1046,8 @@
         <w:textAlignment w:val="baseline"/>
         <w:rPr>
           <w:rFonts w:ascii="Titillium Web" w:eastAsia="Arial" w:hAnsi="Titillium Web" w:cs="Helvetica"/>
-          <w:sz w:val="22"/>
-          <w:szCs w:val="22"/>
+          <w:sz w:val="20"/>
+          <w:szCs w:val="20"/>
           <w:lang w:eastAsia="en-US"/>
         </w:rPr>
       </w:pPr>
@@ -1073,8 +1065,8 @@
           <w:bCs/>
           <w:iCs/>
           <w:kern w:val="1"/>
-          <w:sz w:val="22"/>
-          <w:szCs w:val="22"/>
+          <w:sz w:val="20"/>
+          <w:szCs w:val="20"/>
         </w:rPr>
       </w:pPr>
       <w:r>
@@ -1083,8 +1075,8 @@
           <w:bCs/>
           <w:iCs/>
           <w:kern w:val="1"/>
-          <w:sz w:val="22"/>
-          <w:szCs w:val="22"/>
+          <w:sz w:val="20"/>
+          <w:szCs w:val="20"/>
         </w:rPr>
         <w:t>Cumplir con las obligaciones establecidas en la orden de compra, en forma ágil y oportuna.</w:t>
       </w:r>
@@ -1102,8 +1094,8 @@
           <w:bCs/>
           <w:iCs/>
           <w:kern w:val="1"/>
-          <w:sz w:val="22"/>
-          <w:szCs w:val="22"/>
+          <w:sz w:val="20"/>
+          <w:szCs w:val="20"/>
         </w:rPr>
       </w:pPr>
       <w:r>
@@ -1112,8 +1104,8 @@
           <w:bCs/>
           <w:iCs/>
           <w:kern w:val="1"/>
-          <w:sz w:val="22"/>
-          <w:szCs w:val="22"/>
+          <w:sz w:val="20"/>
+          <w:szCs w:val="20"/>
         </w:rPr>
         <w:t>Dar solución a los problemas que se presenten en la ejecución de la Orden de Compra, en forma oportuna.</w:t>
       </w:r>
@@ -1131,8 +1123,8 @@
           <w:bCs/>
           <w:iCs/>
           <w:kern w:val="1"/>
-          <w:sz w:val="22"/>
-          <w:szCs w:val="22"/>
+          <w:sz w:val="20"/>
+          <w:szCs w:val="20"/>
         </w:rPr>
       </w:pPr>
     </w:p>
@@ -1152,8 +1144,8 @@
         <w:rPr>
           <w:rFonts w:ascii="Titillium Web" w:eastAsia="Arial Unicode MS" w:hAnsi="Titillium Web"/>
           <w:b/>
-          <w:sz w:val="22"/>
-          <w:szCs w:val="22"/>
+          <w:sz w:val="20"/>
+          <w:szCs w:val="20"/>
           <w:lang w:val="es-EC" w:eastAsia="es-ES_tradnl"/>
         </w:rPr>
       </w:pPr>
@@ -1162,8 +1154,8 @@
           <w:rFonts w:ascii="Titillium Web" w:eastAsia="Arial Unicode MS" w:hAnsi="Titillium Web"/>
           <w:b/>
           <w:kern w:val="1"/>
-          <w:sz w:val="22"/>
-          <w:szCs w:val="22"/>
+          <w:sz w:val="20"/>
+          <w:szCs w:val="20"/>
           <w:lang w:val="es-MX"/>
         </w:rPr>
         <w:t xml:space="preserve">PLAZO Y LUGAR DE ENTREGA </w:t>
@@ -1181,8 +1173,8 @@
         <w:rPr>
           <w:rFonts w:ascii="Titillium Web" w:eastAsia="Arial Unicode MS" w:hAnsi="Titillium Web"/>
           <w:b/>
-          <w:sz w:val="22"/>
-          <w:szCs w:val="22"/>
+          <w:sz w:val="20"/>
+          <w:szCs w:val="20"/>
           <w:lang w:val="es-EC" w:eastAsia="es-ES_tradnl"/>
         </w:rPr>
       </w:pPr>
@@ -1194,8 +1186,8 @@
           <w:rFonts w:ascii="Titillium Web" w:eastAsia="Arial Unicode MS" w:hAnsi="Titillium Web"/>
           <w:bCs/>
           <w:color w:val="000000" w:themeColor="text1"/>
-          <w:sz w:val="22"/>
-          <w:szCs w:val="22"/>
+          <w:sz w:val="20"/>
+          <w:szCs w:val="20"/>
           <w:lang w:val="es-ES_tradnl"/>
         </w:rPr>
       </w:pPr>
@@ -1203,91 +1195,11 @@
         <w:rPr>
           <w:rFonts w:ascii="Titillium Web" w:eastAsia="Arial Unicode MS" w:hAnsi="Titillium Web"/>
           <w:color w:val="000000" w:themeColor="text1"/>
-          <w:sz w:val="22"/>
-          <w:szCs w:val="22"/>
+          <w:sz w:val="20"/>
+          <w:szCs w:val="20"/>
           <w:lang w:val="es-ES_tradnl"/>
         </w:rPr>
-        <w:t xml:space="preserve">El plazo para la entrega del bien es de {plazo} </w:t>
-      </w:r>
-      <w:r>
-        <w:rPr>
-          <w:rFonts w:ascii="Titillium Web" w:eastAsia="Arial Unicode MS" w:hAnsi="Titillium Web"/>
-          <w:color w:val="000000" w:themeColor="text1"/>
-          <w:sz w:val="22"/>
-          <w:szCs w:val="22"/>
-          <w:lang w:val="es-ES_tradnl"/>
-        </w:rPr>
-        <w:t xml:space="preserve">{diaContadoDiasContados}</w:t>
-      </w:r>
-      <w:r>
-        <w:rPr>
-          <w:rFonts w:ascii="Titillium Web" w:eastAsia="Arial Unicode MS" w:hAnsi="Titillium Web"/>
-          <w:color w:val="000000" w:themeColor="text1"/>
-          <w:sz w:val="22"/>
-          <w:szCs w:val="22"/>
-          <w:lang w:val="es-ES_tradnl"/>
-        </w:rPr>
-        <w:t xml:space="preserve"> desde la notificación de la presente orden de compra. El bien será entregado en {lugar}, bajo responsabilidad y costo </w:t>
-      </w:r>
-      <w:r>
-        <w:rPr>
-          <w:rFonts w:ascii="Titillium Web" w:eastAsia="Arial Unicode MS" w:hAnsi="Titillium Web"/>
-          <w:color w:val="000000" w:themeColor="text1"/>
-          <w:sz w:val="22"/>
-          <w:szCs w:val="22"/>
-          <w:lang w:val="es-ES_tradnl"/>
-        </w:rPr>
-        <w:t xml:space="preserve">{delDeLaProveedor}</w:t>
-      </w:r>
-      <w:r>
-        <w:rPr>
-          <w:rFonts w:ascii="Titillium Web" w:eastAsia="Arial Unicode MS" w:hAnsi="Titillium Web"/>
-          <w:color w:val="000000" w:themeColor="text1"/>
-          <w:sz w:val="22"/>
-          <w:szCs w:val="22"/>
-          <w:lang w:val="es-ES_tradnl"/>
-        </w:rPr>
-        <w:t xml:space="preserve"> hasta el lugar de entrega. La recepción del bien se formalizará mediante acta de entrega-recepción suscrita por </w:t>
-      </w:r>
-      <w:r>
-        <w:rPr>
-          <w:rFonts w:ascii="Titillium Web" w:eastAsia="Arial Unicode MS" w:hAnsi="Titillium Web"/>
-          <w:color w:val="000000" w:themeColor="text1"/>
-          <w:sz w:val="22"/>
-          <w:szCs w:val="22"/>
-          <w:lang w:val="es-ES_tradnl"/>
-        </w:rPr>
-        <w:t xml:space="preserve">{ellaadministradorOrden}</w:t>
-      </w:r>
-      <w:r>
-        <w:rPr>
-          <w:rFonts w:ascii="Titillium Web" w:eastAsia="Arial Unicode MS" w:hAnsi="Titillium Web"/>
-          <w:color w:val="000000" w:themeColor="text1"/>
-          <w:sz w:val="22"/>
-          <w:szCs w:val="22"/>
-          <w:lang w:val="es-ES_tradnl"/>
-        </w:rPr>
-        <w:t xml:space="preserve"> de la orden de compra, </w:t>
-      </w:r>
-      <w:r>
-        <w:rPr>
-          <w:rFonts w:ascii="Titillium Web" w:eastAsia="Arial Unicode MS" w:hAnsi="Titillium Web"/>
-          <w:color w:val="000000" w:themeColor="text1"/>
-          <w:sz w:val="22"/>
-          <w:szCs w:val="22"/>
-          <w:lang w:val="es-ES_tradnl"/>
-        </w:rPr>
-        <w:t xml:space="preserve">{ellaadministradorAP}</w:t>
-      </w:r>
-      <w:r>
-        <w:rPr>
-          <w:rFonts w:ascii="Titillium Web" w:eastAsia="Arial Unicode MS" w:hAnsi="Titillium Web"/>
-          <w:color w:val="000000" w:themeColor="text1"/>
-          <w:sz w:val="22"/>
-          <w:szCs w:val="22"/>
-          <w:lang w:val="es-ES_tradnl"/>
-        </w:rPr>
-        <w:t xml:space="preserve"> del área protegida y </w:t>
+        <w:t xml:space="preserve">El plazo para la entrega del bien es de {plazo} {diaContadoDiasContados} desde la notificación de la presente orden de compra. El bien será entregado en {lugar}, bajo responsabilidad y costo {delDeLaProveedor} hasta el lugar de entrega. La recepción del bien se formalizará mediante acta de entrega-recepción suscrita por {ellaadministradorOrden} de la orden de compra, {ellaadministradorAP} del área protegida y </w:t>
       </w:r>
       <w:r>
         <w:rPr>
@@ -1295,19 +1207,19 @@
           <w:bCs/>
           <w:iCs/>
           <w:kern w:val="2"/>
-          <w:sz w:val="22"/>
-          <w:szCs w:val="22"/>
+          <w:sz w:val="20"/>
+          <w:szCs w:val="20"/>
           <w:lang w:val="es-EC"/>
         </w:rPr>
-        <w:t xml:space="preserve">{elLaProveedor}</w:t>
+        <w:t>{elLaProveedor}</w:t>
       </w:r>
       <w:r>
         <w:rPr>
           <w:rFonts w:ascii="Titillium Web" w:eastAsia="Arial Unicode MS" w:hAnsi="Titillium Web"/>
           <w:bCs/>
           <w:color w:val="000000" w:themeColor="text1"/>
-          <w:sz w:val="22"/>
-          <w:szCs w:val="22"/>
+          <w:sz w:val="20"/>
+          <w:szCs w:val="20"/>
           <w:lang w:val="es-ES_tradnl"/>
         </w:rPr>
         <w:t>.</w:t>
@@ -1319,8 +1231,8 @@
         <w:rPr>
           <w:rFonts w:ascii="Titillium Web" w:eastAsia="Arial Unicode MS" w:hAnsi="Titillium Web"/>
           <w:color w:val="000000" w:themeColor="text1"/>
-          <w:sz w:val="22"/>
-          <w:szCs w:val="22"/>
+          <w:sz w:val="20"/>
+          <w:szCs w:val="20"/>
           <w:lang w:val="es-ES_tradnl" w:eastAsia="zh-CN"/>
         </w:rPr>
       </w:pPr>
@@ -1343,8 +1255,8 @@
           <w:bCs/>
           <w:color w:val="3366FF"/>
           <w:spacing w:val="-3"/>
-          <w:sz w:val="22"/>
-          <w:szCs w:val="22"/>
+          <w:sz w:val="20"/>
+          <w:szCs w:val="20"/>
           <w:lang w:val="es-ES_tradnl"/>
         </w:rPr>
       </w:pPr>
@@ -1354,8 +1266,8 @@
           <w:b/>
           <w:bCs/>
           <w:spacing w:val="-3"/>
-          <w:sz w:val="22"/>
-          <w:szCs w:val="22"/>
+          <w:sz w:val="20"/>
+          <w:szCs w:val="20"/>
           <w:lang w:val="es-ES_tradnl"/>
         </w:rPr>
         <w:t>VALOR DE LA ORDEN DE COMPRA</w:t>
@@ -1375,8 +1287,8 @@
           <w:bCs/>
           <w:color w:val="3366FF"/>
           <w:spacing w:val="-3"/>
-          <w:sz w:val="22"/>
-          <w:szCs w:val="22"/>
+          <w:sz w:val="20"/>
+          <w:szCs w:val="20"/>
           <w:lang w:val="es-ES_tradnl"/>
         </w:rPr>
       </w:pPr>
@@ -1388,16 +1300,16 @@
           <w:rFonts w:ascii="Titillium Web" w:hAnsi="Titillium Web"/>
           <w:b/>
           <w:bCs/>
-          <w:sz w:val="22"/>
-          <w:szCs w:val="22"/>
+          <w:sz w:val="20"/>
+          <w:szCs w:val="20"/>
           <w:lang w:val="es-US" w:eastAsia="es-ES_tradnl"/>
         </w:rPr>
       </w:pPr>
       <w:r>
         <w:rPr>
           <w:rFonts w:ascii="Titillium Web" w:hAnsi="Titillium Web"/>
-          <w:sz w:val="22"/>
-          <w:szCs w:val="22"/>
+          <w:sz w:val="20"/>
+          <w:szCs w:val="20"/>
           <w:lang w:val="es-EC" w:eastAsia="es-ES_tradnl"/>
         </w:rPr>
         <w:t xml:space="preserve">El valor de la </w:t>
@@ -1407,8 +1319,8 @@
           <w:rFonts w:ascii="Titillium Web" w:eastAsia="Arial Unicode MS" w:hAnsi="Titillium Web" w:cs="Tahoma"/>
           <w:color w:val="000000" w:themeColor="text1"/>
           <w:kern w:val="1"/>
-          <w:sz w:val="22"/>
-          <w:szCs w:val="22"/>
+          <w:sz w:val="20"/>
+          <w:szCs w:val="20"/>
           <w:lang w:val="es-ES_tradnl" w:eastAsia="zh-CN" w:bidi="hi-IN"/>
         </w:rPr>
         <w:t>adquisición del bien</w:t>
@@ -1416,22 +1328,42 @@
       <w:r>
         <w:rPr>
           <w:rFonts w:ascii="Titillium Web" w:hAnsi="Titillium Web"/>
-          <w:sz w:val="22"/>
-          <w:szCs w:val="22"/>
+          <w:sz w:val="20"/>
+          <w:szCs w:val="20"/>
           <w:lang w:val="es-EC" w:eastAsia="es-ES_tradnl"/>
         </w:rPr>
-        <w:t xml:space="preserve"> "{objeto}" corresponde a </w:t>
+        <w:t xml:space="preserve"> "{objeto}" corresponde a {montoLetras}.</w:t>
       </w:r>
       <w:r>
         <w:rPr>
           <w:rFonts w:ascii="Titillium Web" w:hAnsi="Titillium Web"/>
           <w:b/>
           <w:bCs/>
-          <w:sz w:val="22"/>
-          <w:szCs w:val="22"/>
+          <w:sz w:val="20"/>
+          <w:szCs w:val="20"/>
+          <w:lang w:val="es-EC" w:eastAsia="es-ES_tradnl"/>
+        </w:rPr>
+        <w:t xml:space="preserve"/>
+      </w:r>
+      <w:r>
+        <w:rPr>
+          <w:rFonts w:ascii="Titillium Web" w:hAnsi="Titillium Web"/>
+          <w:b/>
+          <w:bCs/>
+          <w:sz w:val="20"/>
+          <w:szCs w:val="20"/>
           <w:lang w:val="es-US" w:eastAsia="es-ES_tradnl"/>
         </w:rPr>
-        <w:t>{montoLetras}.</w:t>
+        <w:t xml:space="preserve"/>
+      </w:r>
+      <w:r>
+        <w:rPr>
+          <w:rFonts w:ascii="Titillium Web" w:hAnsi="Titillium Web"/>
+          <w:sz w:val="20"/>
+          <w:szCs w:val="20"/>
+          <w:lang w:val="es-US" w:eastAsia="es-ES_tradnl"/>
+        </w:rPr>
+        <w:t xml:space="preserve"/>
       </w:r>
     </w:p>
     <w:p>
@@ -1439,8 +1371,8 @@
         <w:jc w:val="both"/>
         <w:rPr>
           <w:rFonts w:ascii="Titillium Web" w:hAnsi="Titillium Web"/>
-          <w:sz w:val="22"/>
-          <w:szCs w:val="22"/>
+          <w:sz w:val="20"/>
+          <w:szCs w:val="20"/>
           <w:lang w:val="es-EC" w:eastAsia="es-ES_tradnl"/>
         </w:rPr>
       </w:pPr>
@@ -1488,8 +1420,8 @@
                 <w:b/>
                 <w:bCs/>
                 <w:color w:val="FFFFFF"/>
-                <w:sz w:val="22"/>
-                <w:szCs w:val="22"/>
+                <w:sz w:val="20"/>
+                <w:szCs w:val="20"/>
                 <w:lang w:eastAsia="es-ES_tradnl"/>
               </w:rPr>
             </w:pPr>
@@ -1499,8 +1431,8 @@
                 <w:b/>
                 <w:bCs/>
                 <w:color w:val="FFFFFF"/>
-                <w:sz w:val="22"/>
-                <w:szCs w:val="22"/>
+                <w:sz w:val="20"/>
+                <w:szCs w:val="20"/>
                 <w:lang w:eastAsia="es-ES_tradnl"/>
               </w:rPr>
               <w:t>DESCRIPCIÓN Y ESPECIFICACIONES</w:t>
@@ -1529,8 +1461,8 @@
                 <w:b/>
                 <w:bCs/>
                 <w:color w:val="FFFFFF"/>
-                <w:sz w:val="22"/>
-                <w:szCs w:val="22"/>
+                <w:sz w:val="20"/>
+                <w:szCs w:val="20"/>
                 <w:lang w:eastAsia="es-ES_tradnl"/>
               </w:rPr>
             </w:pPr>
@@ -1540,8 +1472,8 @@
                 <w:b/>
                 <w:bCs/>
                 <w:color w:val="FFFFFF"/>
-                <w:sz w:val="22"/>
-                <w:szCs w:val="22"/>
+                <w:sz w:val="20"/>
+                <w:szCs w:val="20"/>
                 <w:lang w:eastAsia="es-ES_tradnl"/>
               </w:rPr>
               <w:t>CANT</w:t>
@@ -1569,8 +1501,8 @@
                 <w:b/>
                 <w:bCs/>
                 <w:color w:val="FFFFFF"/>
-                <w:sz w:val="22"/>
-                <w:szCs w:val="22"/>
+                <w:sz w:val="20"/>
+                <w:szCs w:val="20"/>
                 <w:lang w:eastAsia="es-ES_tradnl"/>
               </w:rPr>
             </w:pPr>
@@ -1580,8 +1512,8 @@
                 <w:b/>
                 <w:bCs/>
                 <w:color w:val="FFFFFF"/>
-                <w:sz w:val="22"/>
-                <w:szCs w:val="22"/>
+                <w:sz w:val="20"/>
+                <w:szCs w:val="20"/>
                 <w:lang w:eastAsia="es-ES_tradnl"/>
               </w:rPr>
               <w:t>PRECIO UNITARIO</w:t>
@@ -1595,8 +1527,8 @@
                 <w:b/>
                 <w:bCs/>
                 <w:color w:val="FFFFFF"/>
-                <w:sz w:val="22"/>
-                <w:szCs w:val="22"/>
+                <w:sz w:val="20"/>
+                <w:szCs w:val="20"/>
                 <w:lang w:eastAsia="es-ES_tradnl"/>
               </w:rPr>
             </w:pPr>
@@ -1606,8 +1538,8 @@
                 <w:b/>
                 <w:bCs/>
                 <w:color w:val="FFFFFF"/>
-                <w:sz w:val="22"/>
-                <w:szCs w:val="22"/>
+                <w:sz w:val="20"/>
+                <w:szCs w:val="20"/>
                 <w:lang w:eastAsia="es-ES_tradnl"/>
               </w:rPr>
               <w:t>(USD)</w:t>
@@ -1635,8 +1567,8 @@
                 <w:b/>
                 <w:bCs/>
                 <w:color w:val="FFFFFF"/>
-                <w:sz w:val="22"/>
-                <w:szCs w:val="22"/>
+                <w:sz w:val="20"/>
+                <w:szCs w:val="20"/>
                 <w:lang w:eastAsia="es-ES_tradnl"/>
               </w:rPr>
             </w:pPr>
@@ -1646,8 +1578,8 @@
                 <w:b/>
                 <w:bCs/>
                 <w:color w:val="FFFFFF"/>
-                <w:sz w:val="22"/>
-                <w:szCs w:val="22"/>
+                <w:sz w:val="20"/>
+                <w:szCs w:val="20"/>
                 <w:lang w:eastAsia="es-ES_tradnl"/>
               </w:rPr>
               <w:t>PRECIO TOTAL</w:t>
@@ -1661,8 +1593,8 @@
                 <w:b/>
                 <w:bCs/>
                 <w:color w:val="FFFFFF"/>
-                <w:sz w:val="22"/>
-                <w:szCs w:val="22"/>
+                <w:sz w:val="20"/>
+                <w:szCs w:val="20"/>
                 <w:lang w:eastAsia="es-ES_tradnl"/>
               </w:rPr>
             </w:pPr>
@@ -1672,8 +1604,8 @@
                 <w:b/>
                 <w:bCs/>
                 <w:color w:val="FFFFFF"/>
-                <w:sz w:val="22"/>
-                <w:szCs w:val="22"/>
+                <w:sz w:val="20"/>
+                <w:szCs w:val="20"/>
                 <w:lang w:eastAsia="es-ES_tradnl"/>
               </w:rPr>
               <w:t>(USD)</w:t>
@@ -1687,8 +1619,8 @@
                 <w:b/>
                 <w:bCs/>
                 <w:color w:val="FFFFFF"/>
-                <w:sz w:val="22"/>
-                <w:szCs w:val="22"/>
+                <w:sz w:val="20"/>
+                <w:szCs w:val="20"/>
                 <w:lang w:eastAsia="es-ES_tradnl"/>
               </w:rPr>
             </w:pPr>
@@ -1718,15 +1650,15 @@
               <w:spacing w:before="0" w:beforeAutospacing="0" w:after="0" w:afterAutospacing="0"/>
               <w:rPr>
                 <w:rFonts w:ascii="Titillium Web" w:eastAsia="Batang" w:hAnsi="Titillium Web"/>
-                <w:sz w:val="22"/>
-                <w:szCs w:val="22"/>
+                <w:sz w:val="20"/>
+                <w:szCs w:val="20"/>
               </w:rPr>
             </w:pPr>
             <w:r>
               <w:rPr>
                 <w:rFonts w:ascii="Titillium Web" w:eastAsia="Batang" w:hAnsi="Titillium Web"/>
-                <w:sz w:val="22"/>
-                <w:szCs w:val="22"/>
+                <w:sz w:val="20"/>
+                <w:szCs w:val="20"/>
               </w:rPr>
               <w:t>{#items}{desc}</w:t>
             </w:r>
@@ -1748,15 +1680,15 @@
               <w:jc w:val="center"/>
               <w:rPr>
                 <w:rFonts w:ascii="Titillium Web" w:hAnsi="Titillium Web" w:cs="Tahoma"/>
-                <w:sz w:val="22"/>
-                <w:szCs w:val="22"/>
+                <w:sz w:val="20"/>
+                <w:szCs w:val="20"/>
               </w:rPr>
             </w:pPr>
             <w:r>
               <w:rPr>
                 <w:rFonts w:ascii="Titillium Web" w:hAnsi="Titillium Web" w:cs="Tahoma"/>
-                <w:sz w:val="22"/>
-                <w:szCs w:val="22"/>
+                <w:sz w:val="20"/>
+                <w:szCs w:val="20"/>
               </w:rPr>
               <w:t>{cantidad}</w:t>
             </w:r>
@@ -1778,15 +1710,15 @@
               <w:jc w:val="center"/>
               <w:rPr>
                 <w:rFonts w:ascii="Titillium Web" w:hAnsi="Titillium Web" w:cs="Tahoma"/>
-                <w:sz w:val="22"/>
-                <w:szCs w:val="22"/>
+                <w:sz w:val="20"/>
+                <w:szCs w:val="20"/>
               </w:rPr>
             </w:pPr>
             <w:r>
               <w:rPr>
                 <w:rFonts w:ascii="Titillium Web" w:hAnsi="Titillium Web" w:cs="Tahoma"/>
-                <w:sz w:val="22"/>
-                <w:szCs w:val="22"/>
+                <w:sz w:val="20"/>
+                <w:szCs w:val="20"/>
               </w:rPr>
               <w:t>{punit}</w:t>
             </w:r>
@@ -1807,15 +1739,15 @@
               <w:jc w:val="center"/>
               <w:rPr>
                 <w:rFonts w:ascii="Titillium Web" w:hAnsi="Titillium Web" w:cs="Tahoma"/>
-                <w:sz w:val="22"/>
-                <w:szCs w:val="22"/>
+                <w:sz w:val="20"/>
+                <w:szCs w:val="20"/>
               </w:rPr>
             </w:pPr>
             <w:r>
               <w:rPr>
                 <w:rFonts w:ascii="Titillium Web" w:hAnsi="Titillium Web" w:cs="Tahoma"/>
-                <w:sz w:val="22"/>
-                <w:szCs w:val="22"/>
+                <w:sz w:val="20"/>
+                <w:szCs w:val="20"/>
               </w:rPr>
               <w:t>{ptotal}{/items}</w:t>
             </w:r>
@@ -1844,8 +1776,8 @@
                 <w:rFonts w:ascii="Titillium Web" w:hAnsi="Titillium Web" w:cs="Tahoma"/>
                 <w:b/>
                 <w:bCs/>
-                <w:sz w:val="22"/>
-                <w:szCs w:val="22"/>
+                <w:sz w:val="20"/>
+                <w:szCs w:val="20"/>
               </w:rPr>
             </w:pPr>
             <w:r>
@@ -1853,8 +1785,8 @@
                 <w:rFonts w:ascii="Titillium Web" w:hAnsi="Titillium Web" w:cs="Tahoma"/>
                 <w:b/>
                 <w:bCs/>
-                <w:sz w:val="22"/>
-                <w:szCs w:val="22"/>
+                <w:sz w:val="20"/>
+                <w:szCs w:val="20"/>
               </w:rPr>
               <w:t>SUBTOTAL</w:t>
             </w:r>
@@ -1878,8 +1810,8 @@
                 <w:rFonts w:ascii="Titillium Web" w:hAnsi="Titillium Web" w:cs="Tahoma"/>
                 <w:b/>
                 <w:bCs/>
-                <w:sz w:val="22"/>
-                <w:szCs w:val="22"/>
+                <w:sz w:val="20"/>
+                <w:szCs w:val="20"/>
               </w:rPr>
             </w:pPr>
             <w:r>
@@ -1887,8 +1819,8 @@
                 <w:rFonts w:ascii="Titillium Web" w:hAnsi="Titillium Web" w:cs="Tahoma"/>
                 <w:b/>
                 <w:bCs/>
-                <w:sz w:val="22"/>
-                <w:szCs w:val="22"/>
+                <w:sz w:val="20"/>
+                <w:szCs w:val="20"/>
               </w:rPr>
               <w:t>{subtotal}</w:t>
             </w:r>
@@ -1917,8 +1849,8 @@
                 <w:rFonts w:ascii="Titillium Web" w:hAnsi="Titillium Web" w:cs="Tahoma"/>
                 <w:b/>
                 <w:bCs/>
-                <w:sz w:val="22"/>
-                <w:szCs w:val="22"/>
+                <w:sz w:val="20"/>
+                <w:szCs w:val="20"/>
               </w:rPr>
             </w:pPr>
             <w:r>
@@ -1926,8 +1858,8 @@
                 <w:rFonts w:ascii="Titillium Web" w:hAnsi="Titillium Web" w:cs="Tahoma"/>
                 <w:b/>
                 <w:bCs/>
-                <w:sz w:val="22"/>
-                <w:szCs w:val="22"/>
+                <w:sz w:val="20"/>
+                <w:szCs w:val="20"/>
               </w:rPr>
               <w:t>IVA ({ivaPct}%)</w:t>
             </w:r>
@@ -1951,8 +1883,8 @@
                 <w:rFonts w:ascii="Titillium Web" w:hAnsi="Titillium Web" w:cs="Tahoma"/>
                 <w:b/>
                 <w:bCs/>
-                <w:sz w:val="22"/>
-                <w:szCs w:val="22"/>
+                <w:sz w:val="20"/>
+                <w:szCs w:val="20"/>
               </w:rPr>
             </w:pPr>
             <w:r>
@@ -1960,8 +1892,8 @@
                 <w:rFonts w:ascii="Titillium Web" w:hAnsi="Titillium Web" w:cs="Tahoma"/>
                 <w:b/>
                 <w:bCs/>
-                <w:sz w:val="22"/>
-                <w:szCs w:val="22"/>
+                <w:sz w:val="20"/>
+                <w:szCs w:val="20"/>
               </w:rPr>
               <w:t>{iva}</w:t>
             </w:r>
@@ -1992,8 +1924,8 @@
                 <w:rFonts w:ascii="Titillium Web" w:hAnsi="Titillium Web" w:cs="Tahoma"/>
                 <w:b/>
                 <w:bCs/>
-                <w:sz w:val="22"/>
-                <w:szCs w:val="22"/>
+                <w:sz w:val="20"/>
+                <w:szCs w:val="20"/>
               </w:rPr>
             </w:pPr>
             <w:r>
@@ -2001,8 +1933,8 @@
                 <w:rFonts w:ascii="Titillium Web" w:hAnsi="Titillium Web" w:cs="Tahoma"/>
                 <w:b/>
                 <w:bCs/>
-                <w:sz w:val="22"/>
-                <w:szCs w:val="22"/>
+                <w:sz w:val="20"/>
+                <w:szCs w:val="20"/>
               </w:rPr>
               <w:t>TOTAL</w:t>
             </w:r>
@@ -2026,8 +1958,8 @@
                 <w:rFonts w:ascii="Titillium Web" w:hAnsi="Titillium Web" w:cs="Tahoma"/>
                 <w:b/>
                 <w:bCs/>
-                <w:sz w:val="22"/>
-                <w:szCs w:val="22"/>
+                <w:sz w:val="20"/>
+                <w:szCs w:val="20"/>
               </w:rPr>
             </w:pPr>
             <w:r>
@@ -2035,8 +1967,8 @@
                 <w:rFonts w:ascii="Titillium Web" w:hAnsi="Titillium Web" w:cs="Tahoma"/>
                 <w:b/>
                 <w:bCs/>
-                <w:sz w:val="22"/>
-                <w:szCs w:val="22"/>
+                <w:sz w:val="20"/>
+                <w:szCs w:val="20"/>
               </w:rPr>
               <w:t>{total}</w:t>
             </w:r>
@@ -2050,8 +1982,8 @@
         <w:rPr>
           <w:rFonts w:ascii="Titillium Web" w:hAnsi="Titillium Web"/>
           <w:b/>
-          <w:sz w:val="22"/>
-          <w:szCs w:val="22"/>
+          <w:sz w:val="20"/>
+          <w:szCs w:val="20"/>
           <w:lang w:val="es-EC" w:eastAsia="es-ES_tradnl"/>
         </w:rPr>
       </w:pPr>
@@ -2062,8 +1994,8 @@
         <w:rPr>
           <w:rFonts w:ascii="Titillium Web" w:hAnsi="Titillium Web"/>
           <w:b/>
-          <w:sz w:val="22"/>
-          <w:szCs w:val="22"/>
+          <w:sz w:val="20"/>
+          <w:szCs w:val="20"/>
           <w:lang w:val="es-EC" w:eastAsia="es-ES_tradnl"/>
         </w:rPr>
       </w:pPr>
@@ -2072,11 +2004,10 @@
           <w:rFonts w:ascii="Titillium Web" w:hAnsi="Titillium Web"/>
           <w:b/>
           <w:bCs/>
-          <w:sz w:val="22"/>
-          <w:szCs w:val="22"/>
+          <w:sz w:val="20"/>
+          <w:szCs w:val="20"/>
           <w:lang w:eastAsia="es-ES_tradnl"/>
         </w:rPr>
-        <w:lastRenderedPageBreak/>
         <w:t>No se reconocerá ningún valor adicional, cualquiera que sea su monto, que no se encuentre descrito en el presente documento.</w:t>
       </w:r>
     </w:p>
@@ -2086,8 +2017,8 @@
         <w:rPr>
           <w:rFonts w:ascii="Titillium Web" w:hAnsi="Titillium Web"/>
           <w:b/>
-          <w:sz w:val="22"/>
-          <w:szCs w:val="22"/>
+          <w:sz w:val="20"/>
+          <w:szCs w:val="20"/>
           <w:lang w:val="es-EC" w:eastAsia="es-ES_tradnl"/>
         </w:rPr>
       </w:pPr>
@@ -2098,8 +2029,8 @@
         <w:rPr>
           <w:rFonts w:ascii="Titillium Web" w:hAnsi="Titillium Web"/>
           <w:bCs/>
-          <w:sz w:val="22"/>
-          <w:szCs w:val="22"/>
+          <w:sz w:val="20"/>
+          <w:szCs w:val="20"/>
           <w:lang w:val="es-EC" w:eastAsia="es-ES_tradnl"/>
         </w:rPr>
       </w:pPr>
@@ -2107,8 +2038,8 @@
         <w:rPr>
           <w:rFonts w:ascii="Titillium Web" w:hAnsi="Titillium Web"/>
           <w:bCs/>
-          <w:sz w:val="22"/>
-          <w:szCs w:val="22"/>
+          <w:sz w:val="20"/>
+          <w:szCs w:val="20"/>
           <w:lang w:val="es-EC" w:eastAsia="es-ES_tradnl"/>
         </w:rPr>
         <w:t>El FIAS gestionará la imputación contable y los desembolsos conforme a su normativa interna, garantizando la cobertura presupuestaria durante todo el plazo contractual.</w:t>
@@ -2120,8 +2051,8 @@
         <w:rPr>
           <w:rFonts w:ascii="Titillium Web" w:hAnsi="Titillium Web"/>
           <w:bCs/>
-          <w:sz w:val="22"/>
-          <w:szCs w:val="22"/>
+          <w:sz w:val="20"/>
+          <w:szCs w:val="20"/>
           <w:lang w:val="es-EC" w:eastAsia="es-ES_tradnl"/>
         </w:rPr>
       </w:pPr>
@@ -2137,8 +2068,8 @@
         <w:rPr>
           <w:rFonts w:ascii="Titillium Web" w:hAnsi="Titillium Web"/>
           <w:b/>
-          <w:sz w:val="22"/>
-          <w:szCs w:val="22"/>
+          <w:sz w:val="20"/>
+          <w:szCs w:val="20"/>
           <w:lang w:val="es-EC" w:eastAsia="es-ES_tradnl"/>
         </w:rPr>
       </w:pPr>
@@ -2146,8 +2077,8 @@
         <w:rPr>
           <w:rFonts w:ascii="Titillium Web" w:hAnsi="Titillium Web"/>
           <w:b/>
-          <w:sz w:val="22"/>
-          <w:szCs w:val="22"/>
+          <w:sz w:val="20"/>
+          <w:szCs w:val="20"/>
           <w:lang w:val="es-EC" w:eastAsia="es-ES_tradnl"/>
         </w:rPr>
         <w:t>FINANCIAMIENTO Y FORMA DE PAGO</w:t>
@@ -2160,8 +2091,8 @@
         <w:rPr>
           <w:rFonts w:ascii="Titillium Web" w:hAnsi="Titillium Web"/>
           <w:b/>
-          <w:sz w:val="22"/>
-          <w:szCs w:val="22"/>
+          <w:sz w:val="20"/>
+          <w:szCs w:val="20"/>
           <w:lang w:val="es-EC" w:eastAsia="es-ES_tradnl"/>
         </w:rPr>
       </w:pPr>
@@ -2172,13 +2103,15 @@
         <w:jc w:val="both"/>
         <w:rPr>
           <w:rFonts w:ascii="Titillium Web" w:hAnsi="Titillium Web"/>
-          <w:szCs w:val="22"/>
+          <w:sz w:val="20"/>
+          <w:szCs w:val="20"/>
         </w:rPr>
       </w:pPr>
       <w:r>
         <w:rPr>
           <w:rFonts w:ascii="Titillium Web" w:hAnsi="Titillium Web"/>
-          <w:szCs w:val="22"/>
+          <w:sz w:val="20"/>
+          <w:szCs w:val="20"/>
         </w:rPr>
         <w:t>El</w:t>
       </w:r>
@@ -2186,14 +2119,16 @@
         <w:rPr>
           <w:rFonts w:ascii="Titillium Web" w:hAnsi="Titillium Web"/>
           <w:spacing w:val="64"/>
-          <w:szCs w:val="22"/>
+          <w:sz w:val="20"/>
+          <w:szCs w:val="20"/>
         </w:rPr>
         <w:t xml:space="preserve"> </w:t>
       </w:r>
       <w:r>
         <w:rPr>
           <w:rFonts w:ascii="Titillium Web" w:hAnsi="Titillium Web"/>
-          <w:szCs w:val="22"/>
+          <w:sz w:val="20"/>
+          <w:szCs w:val="20"/>
         </w:rPr>
         <w:t>proceso</w:t>
       </w:r>
@@ -2201,14 +2136,16 @@
         <w:rPr>
           <w:rFonts w:ascii="Titillium Web" w:hAnsi="Titillium Web"/>
           <w:spacing w:val="62"/>
-          <w:szCs w:val="22"/>
+          <w:sz w:val="20"/>
+          <w:szCs w:val="20"/>
         </w:rPr>
         <w:t xml:space="preserve"> </w:t>
       </w:r>
       <w:r>
         <w:rPr>
           <w:rFonts w:ascii="Titillium Web" w:hAnsi="Titillium Web"/>
-          <w:szCs w:val="22"/>
+          <w:sz w:val="20"/>
+          <w:szCs w:val="20"/>
         </w:rPr>
         <w:t>de</w:t>
       </w:r>
@@ -2216,14 +2153,16 @@
         <w:rPr>
           <w:rFonts w:ascii="Titillium Web" w:hAnsi="Titillium Web"/>
           <w:spacing w:val="60"/>
-          <w:szCs w:val="22"/>
+          <w:sz w:val="20"/>
+          <w:szCs w:val="20"/>
         </w:rPr>
         <w:t xml:space="preserve"> </w:t>
       </w:r>
       <w:r>
         <w:rPr>
           <w:rFonts w:ascii="Titillium Web" w:hAnsi="Titillium Web"/>
-          <w:szCs w:val="22"/>
+          <w:sz w:val="20"/>
+          <w:szCs w:val="20"/>
         </w:rPr>
         <w:t>adquisición</w:t>
       </w:r>
@@ -2231,14 +2170,16 @@
         <w:rPr>
           <w:rFonts w:ascii="Titillium Web" w:hAnsi="Titillium Web"/>
           <w:spacing w:val="64"/>
-          <w:szCs w:val="22"/>
+          <w:sz w:val="20"/>
+          <w:szCs w:val="20"/>
         </w:rPr>
         <w:t xml:space="preserve"> </w:t>
       </w:r>
       <w:r>
         <w:rPr>
           <w:rFonts w:ascii="Titillium Web" w:hAnsi="Titillium Web"/>
-          <w:szCs w:val="22"/>
+          <w:sz w:val="20"/>
+          <w:szCs w:val="20"/>
         </w:rPr>
         <w:t>será</w:t>
       </w:r>
@@ -2246,14 +2187,16 @@
         <w:rPr>
           <w:rFonts w:ascii="Titillium Web" w:hAnsi="Titillium Web"/>
           <w:spacing w:val="63"/>
-          <w:szCs w:val="22"/>
+          <w:sz w:val="20"/>
+          <w:szCs w:val="20"/>
         </w:rPr>
         <w:t xml:space="preserve"> </w:t>
       </w:r>
       <w:r>
         <w:rPr>
           <w:rFonts w:ascii="Titillium Web" w:hAnsi="Titillium Web"/>
-          <w:szCs w:val="22"/>
+          <w:sz w:val="20"/>
+          <w:szCs w:val="20"/>
         </w:rPr>
         <w:t>financiado</w:t>
       </w:r>
@@ -2261,14 +2204,16 @@
         <w:rPr>
           <w:rFonts w:ascii="Titillium Web" w:hAnsi="Titillium Web"/>
           <w:spacing w:val="60"/>
-          <w:szCs w:val="22"/>
+          <w:sz w:val="20"/>
+          <w:szCs w:val="20"/>
         </w:rPr>
         <w:t xml:space="preserve"> </w:t>
       </w:r>
       <w:r>
         <w:rPr>
           <w:rFonts w:ascii="Titillium Web" w:hAnsi="Titillium Web"/>
-          <w:szCs w:val="22"/>
+          <w:sz w:val="20"/>
+          <w:szCs w:val="20"/>
         </w:rPr>
         <w:t>con</w:t>
       </w:r>
@@ -2276,14 +2221,16 @@
         <w:rPr>
           <w:rFonts w:ascii="Titillium Web" w:hAnsi="Titillium Web"/>
           <w:spacing w:val="64"/>
-          <w:szCs w:val="22"/>
+          <w:sz w:val="20"/>
+          <w:szCs w:val="20"/>
         </w:rPr>
         <w:t xml:space="preserve"> </w:t>
       </w:r>
       <w:r>
         <w:rPr>
           <w:rFonts w:ascii="Titillium Web" w:hAnsi="Titillium Web"/>
-          <w:szCs w:val="22"/>
+          <w:sz w:val="20"/>
+          <w:szCs w:val="20"/>
         </w:rPr>
         <w:t>fondos</w:t>
       </w:r>
@@ -2291,14 +2238,16 @@
         <w:rPr>
           <w:rFonts w:ascii="Titillium Web" w:hAnsi="Titillium Web"/>
           <w:spacing w:val="62"/>
-          <w:szCs w:val="22"/>
+          <w:sz w:val="20"/>
+          <w:szCs w:val="20"/>
         </w:rPr>
         <w:t xml:space="preserve"> </w:t>
       </w:r>
       <w:r>
         <w:rPr>
           <w:rFonts w:ascii="Titillium Web" w:hAnsi="Titillium Web"/>
-          <w:szCs w:val="22"/>
+          <w:sz w:val="20"/>
+          <w:szCs w:val="20"/>
         </w:rPr>
         <w:t>provenientes</w:t>
       </w:r>
@@ -2306,14 +2255,16 @@
         <w:rPr>
           <w:rFonts w:ascii="Titillium Web" w:hAnsi="Titillium Web"/>
           <w:spacing w:val="63"/>
-          <w:szCs w:val="22"/>
+          <w:sz w:val="20"/>
+          <w:szCs w:val="20"/>
         </w:rPr>
         <w:t xml:space="preserve"> </w:t>
       </w:r>
       <w:r>
         <w:rPr>
           <w:rFonts w:ascii="Titillium Web" w:hAnsi="Titillium Web"/>
-          <w:szCs w:val="22"/>
+          <w:sz w:val="20"/>
+          <w:szCs w:val="20"/>
         </w:rPr>
         <w:t>de</w:t>
       </w:r>
@@ -2322,7 +2273,8 @@
           <w:rFonts w:ascii="Titillium Web" w:eastAsia="Arial Unicode MS" w:hAnsi="Titillium Web"/>
           <w:color w:val="000000" w:themeColor="text1"/>
           <w:spacing w:val="-3"/>
-          <w:szCs w:val="22"/>
+          <w:sz w:val="20"/>
+          <w:szCs w:val="20"/>
         </w:rPr>
         <w:t xml:space="preserve"> la línea presupuestaria </w:t>
       </w:r>
@@ -2331,35 +2283,17 @@
           <w:rFonts w:ascii="Titillium Web" w:eastAsia="Arial Unicode MS" w:hAnsi="Titillium Web"/>
           <w:color w:val="000000" w:themeColor="text1"/>
           <w:spacing w:val="-3"/>
-          <w:szCs w:val="22"/>
+          <w:sz w:val="20"/>
+          <w:szCs w:val="20"/>
           <w:lang w:val="es-US"/>
         </w:rPr>
-        <w:t>{partida} denominada "{lineaNombre}"</w:t>
-      </w:r>
-      <w:r>
-        <w:rPr>
-          <w:rFonts w:ascii="Titillium Web" w:eastAsia="Arial Unicode MS" w:hAnsi="Titillium Web"/>
-          <w:color w:val="000000" w:themeColor="text1"/>
-          <w:spacing w:val="-3"/>
-          <w:szCs w:val="22"/>
-          <w:lang w:val="es-US"/>
-        </w:rPr>
-        <w:t>, proveniente de la fuente de financiamiento “{fuente}”</w:t>
-      </w:r>
-      <w:r>
-        <w:rPr>
-          <w:rFonts w:ascii="Titillium Web" w:eastAsia="Arial Unicode MS" w:hAnsi="Titillium Web"/>
-          <w:color w:val="000000" w:themeColor="text1"/>
-          <w:spacing w:val="-3"/>
-          <w:szCs w:val="22"/>
-          <w:lang w:val="es-US"/>
-        </w:rPr>
-        <w:t xml:space="preserve">. </w:t>
+        <w:t xml:space="preserve">{partida} denominada "{lineaNombre}", proveniente de la fuente de financiamiento “{fuente}”. </w:t>
       </w:r>
       <w:r>
         <w:rPr>
           <w:rFonts w:ascii="Titillium Web" w:hAnsi="Titillium Web"/>
-          <w:szCs w:val="22"/>
+          <w:sz w:val="20"/>
+          <w:szCs w:val="20"/>
         </w:rPr>
         <w:t>Los</w:t>
       </w:r>
@@ -2367,14 +2301,16 @@
         <w:rPr>
           <w:rFonts w:ascii="Titillium Web" w:hAnsi="Titillium Web"/>
           <w:spacing w:val="-3"/>
-          <w:szCs w:val="22"/>
+          <w:sz w:val="20"/>
+          <w:szCs w:val="20"/>
         </w:rPr>
         <w:t xml:space="preserve"> </w:t>
       </w:r>
       <w:r>
         <w:rPr>
           <w:rFonts w:ascii="Titillium Web" w:hAnsi="Titillium Web"/>
-          <w:szCs w:val="22"/>
+          <w:sz w:val="20"/>
+          <w:szCs w:val="20"/>
         </w:rPr>
         <w:t>pagos</w:t>
       </w:r>
@@ -2382,14 +2318,16 @@
         <w:rPr>
           <w:rFonts w:ascii="Titillium Web" w:hAnsi="Titillium Web"/>
           <w:spacing w:val="-5"/>
-          <w:szCs w:val="22"/>
+          <w:sz w:val="20"/>
+          <w:szCs w:val="20"/>
         </w:rPr>
         <w:t xml:space="preserve"> </w:t>
       </w:r>
       <w:r>
         <w:rPr>
           <w:rFonts w:ascii="Titillium Web" w:hAnsi="Titillium Web"/>
-          <w:szCs w:val="22"/>
+          <w:sz w:val="20"/>
+          <w:szCs w:val="20"/>
         </w:rPr>
         <w:t>se</w:t>
       </w:r>
@@ -2397,14 +2335,16 @@
         <w:rPr>
           <w:rFonts w:ascii="Titillium Web" w:hAnsi="Titillium Web"/>
           <w:spacing w:val="-3"/>
-          <w:szCs w:val="22"/>
+          <w:sz w:val="20"/>
+          <w:szCs w:val="20"/>
         </w:rPr>
         <w:t xml:space="preserve"> </w:t>
       </w:r>
       <w:r>
         <w:rPr>
           <w:rFonts w:ascii="Titillium Web" w:hAnsi="Titillium Web"/>
-          <w:szCs w:val="22"/>
+          <w:sz w:val="20"/>
+          <w:szCs w:val="20"/>
         </w:rPr>
         <w:t>realizarán</w:t>
       </w:r>
@@ -2412,14 +2352,16 @@
         <w:rPr>
           <w:rFonts w:ascii="Titillium Web" w:hAnsi="Titillium Web"/>
           <w:spacing w:val="-3"/>
-          <w:szCs w:val="22"/>
+          <w:sz w:val="20"/>
+          <w:szCs w:val="20"/>
         </w:rPr>
         <w:t xml:space="preserve"> </w:t>
       </w:r>
       <w:r>
         <w:rPr>
           <w:rFonts w:ascii="Titillium Web" w:hAnsi="Titillium Web"/>
-          <w:szCs w:val="22"/>
+          <w:sz w:val="20"/>
+          <w:szCs w:val="20"/>
         </w:rPr>
         <w:t>de</w:t>
       </w:r>
@@ -2427,14 +2369,16 @@
         <w:rPr>
           <w:rFonts w:ascii="Titillium Web" w:hAnsi="Titillium Web"/>
           <w:spacing w:val="-5"/>
-          <w:szCs w:val="22"/>
+          <w:sz w:val="20"/>
+          <w:szCs w:val="20"/>
         </w:rPr>
         <w:t xml:space="preserve"> </w:t>
       </w:r>
       <w:r>
         <w:rPr>
           <w:rFonts w:ascii="Titillium Web" w:hAnsi="Titillium Web"/>
-          <w:szCs w:val="22"/>
+          <w:sz w:val="20"/>
+          <w:szCs w:val="20"/>
         </w:rPr>
         <w:t>conformidad</w:t>
       </w:r>
@@ -2442,14 +2386,16 @@
         <w:rPr>
           <w:rFonts w:ascii="Titillium Web" w:hAnsi="Titillium Web"/>
           <w:spacing w:val="-3"/>
-          <w:szCs w:val="22"/>
+          <w:sz w:val="20"/>
+          <w:szCs w:val="20"/>
         </w:rPr>
         <w:t xml:space="preserve"> </w:t>
       </w:r>
       <w:r>
         <w:rPr>
           <w:rFonts w:ascii="Titillium Web" w:hAnsi="Titillium Web"/>
-          <w:szCs w:val="22"/>
+          <w:sz w:val="20"/>
+          <w:szCs w:val="20"/>
         </w:rPr>
         <w:t>con</w:t>
       </w:r>
@@ -2457,14 +2403,16 @@
         <w:rPr>
           <w:rFonts w:ascii="Titillium Web" w:hAnsi="Titillium Web"/>
           <w:spacing w:val="-1"/>
-          <w:szCs w:val="22"/>
+          <w:sz w:val="20"/>
+          <w:szCs w:val="20"/>
         </w:rPr>
         <w:t xml:space="preserve"> </w:t>
       </w:r>
       <w:r>
         <w:rPr>
           <w:rFonts w:ascii="Titillium Web" w:hAnsi="Titillium Web"/>
-          <w:szCs w:val="22"/>
+          <w:sz w:val="20"/>
+          <w:szCs w:val="20"/>
         </w:rPr>
         <w:t>el</w:t>
       </w:r>
@@ -2472,14 +2420,16 @@
         <w:rPr>
           <w:rFonts w:ascii="Titillium Web" w:hAnsi="Titillium Web"/>
           <w:spacing w:val="-1"/>
-          <w:szCs w:val="22"/>
+          <w:sz w:val="20"/>
+          <w:szCs w:val="20"/>
         </w:rPr>
         <w:t xml:space="preserve"> </w:t>
       </w:r>
       <w:r>
         <w:rPr>
           <w:rFonts w:ascii="Titillium Web" w:hAnsi="Titillium Web"/>
-          <w:szCs w:val="22"/>
+          <w:sz w:val="20"/>
+          <w:szCs w:val="20"/>
         </w:rPr>
         <w:t>siguiente</w:t>
       </w:r>
@@ -2487,23 +2437,18 @@
         <w:rPr>
           <w:rFonts w:ascii="Titillium Web" w:hAnsi="Titillium Web"/>
           <w:spacing w:val="-5"/>
-          <w:szCs w:val="22"/>
+          <w:sz w:val="20"/>
+          <w:szCs w:val="20"/>
         </w:rPr>
         <w:t xml:space="preserve"> </w:t>
       </w:r>
       <w:r>
         <w:rPr>
           <w:rFonts w:ascii="Titillium Web" w:hAnsi="Titillium Web"/>
-          <w:szCs w:val="22"/>
-        </w:rPr>
-        <w:t>detalle</w:t>
-      </w:r>
-      <w:r>
-        <w:rPr>
-          <w:rFonts w:ascii="Titillium Web" w:hAnsi="Titillium Web"/>
-          <w:szCs w:val="22"/>
-        </w:rPr>
-        <w:t>:</w:t>
+          <w:sz w:val="20"/>
+          <w:szCs w:val="20"/>
+        </w:rPr>
+        <w:t>detalle:</w:t>
       </w:r>
     </w:p>
     <w:p>
@@ -2512,7 +2457,8 @@
         <w:jc w:val="both"/>
         <w:rPr>
           <w:rFonts w:ascii="Titillium Web" w:hAnsi="Titillium Web"/>
-          <w:szCs w:val="22"/>
+          <w:sz w:val="20"/>
+          <w:szCs w:val="20"/>
         </w:rPr>
       </w:pPr>
     </w:p>
@@ -2523,7 +2469,8 @@
           <w:rFonts w:ascii="Titillium Web" w:hAnsi="Titillium Web"/>
           <w:bCs/>
           <w:spacing w:val="-3"/>
-          <w:szCs w:val="22"/>
+          <w:sz w:val="20"/>
+          <w:szCs w:val="20"/>
         </w:rPr>
       </w:pPr>
       <w:commentRangeStart w:id="2"/>
@@ -2532,7 +2479,8 @@
           <w:rFonts w:ascii="Titillium Web" w:hAnsi="Titillium Web"/>
           <w:bCs/>
           <w:spacing w:val="-3"/>
-          <w:szCs w:val="22"/>
+          <w:sz w:val="20"/>
+          <w:szCs w:val="20"/>
         </w:rPr>
         <w:t>{formaPago}</w:t>
       </w:r>
@@ -2543,8 +2491,8 @@
           <w:rFonts w:ascii="Titillium Web" w:hAnsi="Titillium Web"/>
           <w:bCs/>
           <w:spacing w:val="-3"/>
-          <w:sz w:val="22"/>
-          <w:szCs w:val="22"/>
+          <w:sz w:val="20"/>
+          <w:szCs w:val="20"/>
         </w:rPr>
         <w:commentReference w:id="2"/>
       </w:r>
@@ -2553,7 +2501,8 @@
           <w:rFonts w:ascii="Titillium Web" w:hAnsi="Titillium Web"/>
           <w:bCs/>
           <w:spacing w:val="-3"/>
-          <w:szCs w:val="22"/>
+          <w:sz w:val="20"/>
+          <w:szCs w:val="20"/>
         </w:rPr>
         <w:t>.</w:t>
       </w:r>
@@ -2565,7 +2514,8 @@
           <w:rFonts w:ascii="Titillium Web" w:hAnsi="Titillium Web"/>
           <w:bCs/>
           <w:spacing w:val="-3"/>
-          <w:szCs w:val="22"/>
+          <w:sz w:val="20"/>
+          <w:szCs w:val="20"/>
         </w:rPr>
       </w:pPr>
     </w:p>
@@ -2587,8 +2537,8 @@
           <w:b/>
           <w:iCs/>
           <w:kern w:val="1"/>
-          <w:sz w:val="22"/>
-          <w:szCs w:val="22"/>
+          <w:sz w:val="20"/>
+          <w:szCs w:val="20"/>
         </w:rPr>
       </w:pPr>
       <w:commentRangeStart w:id="3"/>
@@ -2598,8 +2548,8 @@
           <w:b/>
           <w:iCs/>
           <w:kern w:val="1"/>
-          <w:sz w:val="22"/>
-          <w:szCs w:val="22"/>
+          <w:sz w:val="20"/>
+          <w:szCs w:val="20"/>
         </w:rPr>
         <w:t xml:space="preserve">GARANTÍAS </w:t>
       </w:r>
@@ -2618,8 +2568,8 @@
           <w:b/>
           <w:iCs/>
           <w:kern w:val="1"/>
-          <w:sz w:val="22"/>
-          <w:szCs w:val="22"/>
+          <w:sz w:val="20"/>
+          <w:szCs w:val="20"/>
         </w:rPr>
       </w:pPr>
     </w:p>
@@ -2636,8 +2586,8 @@
           <w:bCs/>
           <w:iCs/>
           <w:kern w:val="1"/>
-          <w:sz w:val="22"/>
-          <w:szCs w:val="22"/>
+          <w:sz w:val="20"/>
+          <w:szCs w:val="20"/>
         </w:rPr>
       </w:pPr>
       <w:r>
@@ -2646,8 +2596,8 @@
           <w:bCs/>
           <w:iCs/>
           <w:kern w:val="1"/>
-          <w:sz w:val="22"/>
-          <w:szCs w:val="22"/>
+          <w:sz w:val="20"/>
+          <w:szCs w:val="20"/>
         </w:rPr>
         <w:t>El oferente adjudicado junto al servicio adquirido deberá presentar la siguiente garantía:</w:t>
       </w:r>
@@ -2665,8 +2615,8 @@
           <w:bCs/>
           <w:iCs/>
           <w:kern w:val="1"/>
-          <w:sz w:val="22"/>
-          <w:szCs w:val="22"/>
+          <w:sz w:val="20"/>
+          <w:szCs w:val="20"/>
         </w:rPr>
       </w:pPr>
     </w:p>
@@ -2688,8 +2638,8 @@
           <w:bCs/>
           <w:iCs/>
           <w:kern w:val="1"/>
-          <w:sz w:val="22"/>
-          <w:szCs w:val="22"/>
+          <w:sz w:val="20"/>
+          <w:szCs w:val="20"/>
         </w:rPr>
       </w:pPr>
       <w:r>
@@ -2698,8 +2648,8 @@
           <w:bCs/>
           <w:iCs/>
           <w:kern w:val="1"/>
-          <w:sz w:val="22"/>
-          <w:szCs w:val="22"/>
+          <w:sz w:val="20"/>
+          <w:szCs w:val="20"/>
         </w:rPr>
         <w:t>Garantía Técnica: En la que se especifique que el bien entregado cumple con las especificaciones técnicas requeridas y se encuentra en condiciones óptimas de funcionamiento para el uso previsto por parte del personal del área protegida.</w:t>
       </w:r>
@@ -2722,8 +2672,8 @@
           <w:bCs/>
           <w:iCs/>
           <w:kern w:val="1"/>
-          <w:sz w:val="22"/>
-          <w:szCs w:val="22"/>
+          <w:sz w:val="20"/>
+          <w:szCs w:val="20"/>
         </w:rPr>
       </w:pPr>
       <w:r>
@@ -2732,8 +2682,8 @@
           <w:bCs/>
           <w:iCs/>
           <w:kern w:val="1"/>
-          <w:sz w:val="22"/>
-          <w:szCs w:val="22"/>
+          <w:sz w:val="20"/>
+          <w:szCs w:val="20"/>
         </w:rPr>
         <w:t xml:space="preserve">Garantía del Fabricante: Cuando aplique, </w:t>
       </w:r>
@@ -2743,8 +2693,8 @@
           <w:bCs/>
           <w:iCs/>
           <w:kern w:val="1"/>
-          <w:sz w:val="22"/>
-          <w:szCs w:val="22"/>
+          <w:sz w:val="20"/>
+          <w:szCs w:val="20"/>
           <w:lang w:val="es-EC"/>
         </w:rPr>
         <w:t>{elLaProveedor}</w:t>
@@ -2755,8 +2705,8 @@
           <w:bCs/>
           <w:iCs/>
           <w:kern w:val="1"/>
-          <w:sz w:val="22"/>
-          <w:szCs w:val="22"/>
+          <w:sz w:val="20"/>
+          <w:szCs w:val="20"/>
         </w:rPr>
         <w:t xml:space="preserve"> deberá entregar la garantía original del fabricante del bien, por el plazo y en los términos que esta establezca.</w:t>
       </w:r>
@@ -2768,8 +2718,8 @@
           <w:bCs/>
           <w:iCs/>
           <w:kern w:val="1"/>
-          <w:sz w:val="22"/>
-          <w:szCs w:val="22"/>
+          <w:sz w:val="20"/>
+          <w:szCs w:val="20"/>
         </w:rPr>
         <w:commentReference w:id="3"/>
       </w:r>
@@ -2787,8 +2737,8 @@
           <w:bCs/>
           <w:iCs/>
           <w:kern w:val="1"/>
-          <w:sz w:val="22"/>
-          <w:szCs w:val="22"/>
+          <w:sz w:val="20"/>
+          <w:szCs w:val="20"/>
         </w:rPr>
       </w:pPr>
     </w:p>
@@ -2810,8 +2760,8 @@
           <w:bCs/>
           <w:iCs/>
           <w:kern w:val="1"/>
-          <w:sz w:val="22"/>
-          <w:szCs w:val="22"/>
+          <w:sz w:val="20"/>
+          <w:szCs w:val="20"/>
         </w:rPr>
       </w:pPr>
       <w:r>
@@ -2821,8 +2771,8 @@
           <w:bCs/>
           <w:iCs/>
           <w:kern w:val="1"/>
-          <w:sz w:val="22"/>
-          <w:szCs w:val="22"/>
+          <w:sz w:val="20"/>
+          <w:szCs w:val="20"/>
         </w:rPr>
         <w:t xml:space="preserve">ACTA DE ENTREGA-RECEPCIÓN </w:t>
       </w:r>
@@ -2841,8 +2791,8 @@
           <w:bCs/>
           <w:iCs/>
           <w:kern w:val="1"/>
-          <w:sz w:val="22"/>
-          <w:szCs w:val="22"/>
+          <w:sz w:val="20"/>
+          <w:szCs w:val="20"/>
         </w:rPr>
       </w:pPr>
     </w:p>
@@ -2859,8 +2809,8 @@
           <w:bCs/>
           <w:iCs/>
           <w:kern w:val="1"/>
-          <w:sz w:val="22"/>
-          <w:szCs w:val="22"/>
+          <w:sz w:val="20"/>
+          <w:szCs w:val="20"/>
           <w:lang w:val="es-EC"/>
         </w:rPr>
       </w:pPr>
@@ -2871,8 +2821,8 @@
           <w:bCs/>
           <w:iCs/>
           <w:kern w:val="1"/>
-          <w:sz w:val="22"/>
-          <w:szCs w:val="22"/>
+          <w:sz w:val="20"/>
+          <w:szCs w:val="20"/>
           <w:lang w:val="es-EC"/>
         </w:rPr>
         <w:t xml:space="preserve">Entregado el bien "{objeto}", </w:t>
@@ -2881,11 +2831,11 @@
         <w:rPr>
           <w:rFonts w:ascii="Titillium Web" w:eastAsia="Arial Unicode MS" w:hAnsi="Titillium Web"/>
           <w:color w:val="000000" w:themeColor="text1"/>
-          <w:sz w:val="22"/>
-          <w:szCs w:val="22"/>
+          <w:sz w:val="20"/>
+          <w:szCs w:val="20"/>
           <w:lang w:val="es-ES_tradnl"/>
         </w:rPr>
-        <w:t xml:space="preserve">{ellaadministradorOrden}</w:t>
+        <w:t>{ellaadministradorOrden}</w:t>
       </w:r>
       <w:r>
         <w:rPr>
@@ -2893,8 +2843,8 @@
           <w:bCs/>
           <w:iCs/>
           <w:kern w:val="1"/>
-          <w:sz w:val="22"/>
-          <w:szCs w:val="22"/>
+          <w:sz w:val="20"/>
+          <w:szCs w:val="20"/>
           <w:lang w:val="es-EC"/>
         </w:rPr>
         <w:t xml:space="preserve"> de la orden de compra, </w:t>
@@ -2903,11 +2853,11 @@
         <w:rPr>
           <w:rFonts w:ascii="Titillium Web" w:eastAsia="Arial Unicode MS" w:hAnsi="Titillium Web"/>
           <w:color w:val="000000" w:themeColor="text1"/>
-          <w:sz w:val="22"/>
-          <w:szCs w:val="22"/>
+          <w:sz w:val="20"/>
+          <w:szCs w:val="20"/>
           <w:lang w:val="es-ES_tradnl"/>
         </w:rPr>
-        <w:t xml:space="preserve">{ellaadministradorAP}</w:t>
+        <w:t>{ellaadministradorAP}</w:t>
       </w:r>
       <w:r>
         <w:rPr>
@@ -2915,11 +2865,23 @@
           <w:bCs/>
           <w:iCs/>
           <w:kern w:val="1"/>
-          <w:sz w:val="22"/>
-          <w:szCs w:val="22"/>
+          <w:sz w:val="20"/>
+          <w:szCs w:val="20"/>
           <w:lang w:val="es-EC"/>
         </w:rPr>
-        <w:t xml:space="preserve"> </w:t>
+        <w:t xml:space="preserve"> del área protegida y </w:t>
+      </w:r>
+      <w:r>
+        <w:rPr>
+          <w:rFonts w:ascii="Titillium Web" w:eastAsia="Arial Unicode MS" w:hAnsi="Titillium Web"/>
+          <w:bCs/>
+          <w:iCs/>
+          <w:kern w:val="2"/>
+          <w:sz w:val="20"/>
+          <w:szCs w:val="20"/>
+          <w:lang w:val="es-EC"/>
+        </w:rPr>
+        <w:t>{elLaProveedor}</w:t>
       </w:r>
       <w:r>
         <w:rPr>
@@ -2927,23 +2889,11 @@
           <w:bCs/>
           <w:iCs/>
           <w:kern w:val="1"/>
-          <w:sz w:val="22"/>
-          <w:szCs w:val="22"/>
+          <w:sz w:val="20"/>
+          <w:szCs w:val="20"/>
           <w:lang w:val="es-EC"/>
         </w:rPr>
-        <w:t xml:space="preserve">del área protegida y </w:t>
-      </w:r>
-      <w:r>
-        <w:rPr>
-          <w:rFonts w:ascii="Titillium Web" w:eastAsia="Arial Unicode MS" w:hAnsi="Titillium Web"/>
-          <w:bCs/>
-          <w:iCs/>
-          <w:kern w:val="2"/>
-          <w:sz w:val="22"/>
-          <w:szCs w:val="22"/>
-          <w:lang w:val="es-EC"/>
-        </w:rPr>
-        <w:t xml:space="preserve">{elLaProveedor}</w:t>
+        <w:t xml:space="preserve"> suscribirán un acta de entrega-recepción que deje constancia de la recepción a conformidad del bien entregado, de </w:t>
       </w:r>
       <w:r>
         <w:rPr>
@@ -2951,11 +2901,23 @@
           <w:bCs/>
           <w:iCs/>
           <w:kern w:val="1"/>
-          <w:sz w:val="22"/>
-          <w:szCs w:val="22"/>
+          <w:sz w:val="20"/>
+          <w:szCs w:val="20"/>
           <w:lang w:val="es-EC"/>
         </w:rPr>
-        <w:t xml:space="preserve"> suscribirán un acta de entrega-recepción que deje constancia de la recepción a conformidad del bien entregado, de conformidad con lo estipulado en este documento.</w:t>
+        <w:t>acuerdo</w:t>
+      </w:r>
+      <w:r>
+        <w:rPr>
+          <w:rFonts w:ascii="Titillium Web" w:eastAsia="Arial Unicode MS" w:hAnsi="Titillium Web"/>
+          <w:bCs/>
+          <w:iCs/>
+          <w:kern w:val="1"/>
+          <w:sz w:val="20"/>
+          <w:szCs w:val="20"/>
+          <w:lang w:val="es-EC"/>
+        </w:rPr>
+        <w:t xml:space="preserve"> con lo estipulado en este documento.</w:t>
       </w:r>
       <w:commentRangeEnd w:id="4"/>
       <w:r>
@@ -2965,8 +2927,8 @@
           <w:bCs/>
           <w:iCs/>
           <w:kern w:val="1"/>
-          <w:sz w:val="22"/>
-          <w:szCs w:val="22"/>
+          <w:sz w:val="20"/>
+          <w:szCs w:val="20"/>
           <w:lang w:val="es-EC"/>
         </w:rPr>
         <w:commentReference w:id="4"/>
@@ -2986,8 +2948,8 @@
           <w:bCs/>
           <w:iCs/>
           <w:kern w:val="1"/>
-          <w:sz w:val="22"/>
-          <w:szCs w:val="22"/>
+          <w:sz w:val="20"/>
+          <w:szCs w:val="20"/>
         </w:rPr>
       </w:pPr>
     </w:p>
@@ -3009,8 +2971,8 @@
           <w:bCs/>
           <w:iCs/>
           <w:kern w:val="1"/>
-          <w:sz w:val="22"/>
-          <w:szCs w:val="22"/>
+          <w:sz w:val="20"/>
+          <w:szCs w:val="20"/>
         </w:rPr>
       </w:pPr>
       <w:r>
@@ -3020,10 +2982,10 @@
           <w:bCs/>
           <w:iCs/>
           <w:kern w:val="1"/>
-          <w:sz w:val="22"/>
-          <w:szCs w:val="22"/>
-        </w:rPr>
-        <w:t xml:space="preserve">{ADMINISTRADORorden}</w:t>
+          <w:sz w:val="20"/>
+          <w:szCs w:val="20"/>
+        </w:rPr>
+        <w:t xml:space="preserve">{ADMINISTRADORorden} </w:t>
       </w:r>
       <w:r>
         <w:rPr>
@@ -3032,20 +2994,8 @@
           <w:bCs/>
           <w:iCs/>
           <w:kern w:val="1"/>
-          <w:sz w:val="22"/>
-          <w:szCs w:val="22"/>
-        </w:rPr>
-        <w:t xml:space="preserve"> </w:t>
-      </w:r>
-      <w:r>
-        <w:rPr>
-          <w:rFonts w:ascii="Titillium Web" w:eastAsia="Arial Unicode MS" w:hAnsi="Titillium Web"/>
-          <w:b/>
-          <w:bCs/>
-          <w:iCs/>
-          <w:kern w:val="1"/>
-          <w:sz w:val="22"/>
-          <w:szCs w:val="22"/>
+          <w:sz w:val="20"/>
+          <w:szCs w:val="20"/>
         </w:rPr>
         <w:t>DE LA ORDEN DE COMPRA</w:t>
       </w:r>
@@ -3064,8 +3014,8 @@
           <w:bCs/>
           <w:iCs/>
           <w:kern w:val="1"/>
-          <w:sz w:val="22"/>
-          <w:szCs w:val="22"/>
+          <w:sz w:val="20"/>
+          <w:szCs w:val="20"/>
         </w:rPr>
       </w:pPr>
     </w:p>
@@ -3082,8 +3032,8 @@
           <w:bCs/>
           <w:iCs/>
           <w:kern w:val="1"/>
-          <w:sz w:val="22"/>
-          <w:szCs w:val="22"/>
+          <w:sz w:val="20"/>
+          <w:szCs w:val="20"/>
         </w:rPr>
       </w:pPr>
       <w:r>
@@ -3092,10 +3042,10 @@
           <w:bCs/>
           <w:iCs/>
           <w:kern w:val="1"/>
-          <w:sz w:val="22"/>
-          <w:szCs w:val="22"/>
-        </w:rPr>
-        <w:t xml:space="preserve">{ElLaadministradorOrden}</w:t>
+          <w:sz w:val="20"/>
+          <w:szCs w:val="20"/>
+        </w:rPr>
+        <w:t>{ElLaadministradorOrden}</w:t>
       </w:r>
       <w:r>
         <w:rPr>
@@ -3103,8 +3053,8 @@
           <w:bCs/>
           <w:iCs/>
           <w:kern w:val="1"/>
-          <w:sz w:val="22"/>
-          <w:szCs w:val="22"/>
+          <w:sz w:val="20"/>
+          <w:szCs w:val="20"/>
         </w:rPr>
         <w:t xml:space="preserve"> de la orden de compra será </w:t>
       </w:r>
@@ -3114,10 +3064,10 @@
           <w:bCs/>
           <w:iCs/>
           <w:kern w:val="1"/>
-          <w:sz w:val="22"/>
-          <w:szCs w:val="22"/>
-        </w:rPr>
-        <w:t xml:space="preserve">{ellaadministradorcontador}</w:t>
+          <w:sz w:val="20"/>
+          <w:szCs w:val="20"/>
+        </w:rPr>
+        <w:t>{ellaadministradorcontador} {dellaAP}</w:t>
       </w:r>
       <w:r>
         <w:rPr>
@@ -3125,10 +3075,10 @@
           <w:bCs/>
           <w:iCs/>
           <w:kern w:val="1"/>
-          <w:sz w:val="22"/>
-          <w:szCs w:val="22"/>
-        </w:rPr>
-        <w:t xml:space="preserve"> </w:t>
+          <w:sz w:val="20"/>
+          <w:szCs w:val="20"/>
+        </w:rPr>
+        <w:t xml:space="preserve"> {area}, quien coordinará los temas técnicos con {ellaadministradorAP} del área protegida</w:t>
       </w:r>
       <w:r>
         <w:rPr>
@@ -3136,10 +3086,11 @@
           <w:bCs/>
           <w:iCs/>
           <w:kern w:val="1"/>
-          <w:sz w:val="22"/>
-          <w:szCs w:val="22"/>
-        </w:rPr>
-        <w:t xml:space="preserve">{dellaAP}</w:t>
+          <w:sz w:val="20"/>
+          <w:szCs w:val="20"/>
+          <w:lang w:val="es-EC"/>
+        </w:rPr>
+        <w:t xml:space="preserve"> por parte del MAE</w:t>
       </w:r>
       <w:r>
         <w:rPr>
@@ -3147,10 +3098,10 @@
           <w:bCs/>
           <w:iCs/>
           <w:kern w:val="1"/>
-          <w:sz w:val="22"/>
-          <w:szCs w:val="22"/>
-        </w:rPr>
-        <w:t xml:space="preserve"> {area}, quien coordinará los temas técnicos con {ellaadministradorAP}</w:t>
+          <w:sz w:val="20"/>
+          <w:szCs w:val="20"/>
+        </w:rPr>
+        <w:t xml:space="preserve"> y con {elLaProveedor}. {ElLaadministradorcontador} velará</w:t>
       </w:r>
       <w:r>
         <w:rPr>
@@ -3158,11 +3109,11 @@
           <w:bCs/>
           <w:iCs/>
           <w:kern w:val="1"/>
-          <w:sz w:val="22"/>
-          <w:szCs w:val="22"/>
+          <w:sz w:val="20"/>
+          <w:szCs w:val="20"/>
           <w:lang w:val="es-EC"/>
         </w:rPr>
-        <w:t> del área protegida por parte del MAE</w:t>
+        <w:t xml:space="preserve"/>
       </w:r>
       <w:r>
         <w:rPr>
@@ -3170,10 +3121,10 @@
           <w:bCs/>
           <w:iCs/>
           <w:kern w:val="1"/>
-          <w:sz w:val="22"/>
-          <w:szCs w:val="22"/>
-        </w:rPr>
-        <w:t xml:space="preserve"> y </w:t>
+          <w:sz w:val="20"/>
+          <w:szCs w:val="20"/>
+        </w:rPr>
+        <w:t xml:space="preserve"/>
       </w:r>
       <w:r>
         <w:rPr>
@@ -3181,11 +3132,10 @@
           <w:bCs/>
           <w:iCs/>
           <w:kern w:val="1"/>
-          <w:sz w:val="22"/>
-          <w:szCs w:val="22"/>
-          <w:lang w:val="es-EC"/>
-        </w:rPr>
-        <w:t>con {elLaProveedor}</w:t>
+          <w:sz w:val="20"/>
+          <w:szCs w:val="20"/>
+        </w:rPr>
+        <w:t xml:space="preserve"/>
       </w:r>
       <w:r>
         <w:rPr>
@@ -3193,81 +3143,47 @@
           <w:bCs/>
           <w:iCs/>
           <w:kern w:val="1"/>
-          <w:sz w:val="22"/>
-          <w:szCs w:val="22"/>
-        </w:rPr>
-        <w:t xml:space="preserve"> </w:t>
-      </w:r>
-      <w:r>
+          <w:sz w:val="20"/>
+          <w:szCs w:val="20"/>
+          <w:lang w:val="es-EC"/>
+        </w:rPr>
+        <w:t xml:space="preserve"> por el cabal y oportuno cumplimiento de todas y cada una de las obligaciones derivadas en la orden de compra.</w:t>
+      </w:r>
+    </w:p>
+    <w:p>
+      <w:pPr>
         <w:rPr>
           <w:rFonts w:ascii="Titillium Web" w:eastAsia="Arial Unicode MS" w:hAnsi="Titillium Web"/>
           <w:bCs/>
           <w:iCs/>
           <w:kern w:val="1"/>
-          <w:sz w:val="22"/>
-          <w:szCs w:val="22"/>
-        </w:rPr>
-        <w:t xml:space="preserve">{ElLaadministradorcontador}</w:t>
-      </w:r>
-      <w:r>
+          <w:sz w:val="20"/>
+          <w:szCs w:val="20"/>
+        </w:rPr>
+      </w:pPr>
+    </w:p>
+    <w:p>
+      <w:pPr>
+        <w:ind w:right="-316"/>
+        <w:jc w:val="both"/>
         <w:rPr>
           <w:rFonts w:ascii="Titillium Web" w:eastAsia="Arial Unicode MS" w:hAnsi="Titillium Web"/>
           <w:bCs/>
           <w:iCs/>
           <w:kern w:val="1"/>
-          <w:sz w:val="22"/>
-          <w:szCs w:val="22"/>
-        </w:rPr>
-        <w:t xml:space="preserve"> </w:t>
-      </w:r>
+          <w:sz w:val="20"/>
+          <w:szCs w:val="20"/>
+        </w:rPr>
+      </w:pPr>
       <w:r>
         <w:rPr>
           <w:rFonts w:ascii="Titillium Web" w:eastAsia="Arial Unicode MS" w:hAnsi="Titillium Web"/>
           <w:bCs/>
           <w:iCs/>
           <w:kern w:val="1"/>
-          <w:sz w:val="22"/>
-          <w:szCs w:val="22"/>
-          <w:lang w:val="es-EC"/>
-        </w:rPr>
-        <w:t>velará por el cabal y oportuno cumplimiento de todas y cada una de las obligaciones derivadas en la orden de compra.</w:t>
-      </w:r>
-    </w:p>
-    <w:p>
-      <w:pPr>
-        <w:rPr>
-          <w:rFonts w:ascii="Titillium Web" w:eastAsia="Arial Unicode MS" w:hAnsi="Titillium Web"/>
-          <w:bCs/>
-          <w:iCs/>
-          <w:kern w:val="1"/>
-          <w:sz w:val="22"/>
-          <w:szCs w:val="22"/>
-        </w:rPr>
-      </w:pPr>
-    </w:p>
-    <w:p>
-      <w:pPr>
-        <w:ind w:right="-316"/>
-        <w:jc w:val="both"/>
-        <w:rPr>
-          <w:rFonts w:ascii="Titillium Web" w:eastAsia="Arial Unicode MS" w:hAnsi="Titillium Web"/>
-          <w:bCs/>
-          <w:iCs/>
-          <w:kern w:val="1"/>
-          <w:sz w:val="22"/>
-          <w:szCs w:val="22"/>
-        </w:rPr>
-      </w:pPr>
-      <w:r>
-        <w:rPr>
-          <w:rFonts w:ascii="Titillium Web" w:eastAsia="Arial Unicode MS" w:hAnsi="Titillium Web"/>
-          <w:bCs/>
-          <w:iCs/>
-          <w:kern w:val="1"/>
-          <w:sz w:val="22"/>
-          <w:szCs w:val="22"/>
-        </w:rPr>
-        <w:lastRenderedPageBreak/>
+          <w:sz w:val="20"/>
+          <w:szCs w:val="20"/>
+        </w:rPr>
         <w:t>Suscribe:</w:t>
       </w:r>
     </w:p>
@@ -3291,8 +3207,8 @@
               <w:rPr>
                 <w:rFonts w:ascii="Titillium Web" w:hAnsi="Titillium Web"/>
                 <w:b/>
-                <w:sz w:val="22"/>
-                <w:szCs w:val="22"/>
+                <w:sz w:val="20"/>
+                <w:szCs w:val="20"/>
               </w:rPr>
             </w:pPr>
           </w:p>
@@ -3303,8 +3219,8 @@
               <w:rPr>
                 <w:rFonts w:ascii="Titillium Web" w:hAnsi="Titillium Web"/>
                 <w:b/>
-                <w:sz w:val="22"/>
-                <w:szCs w:val="22"/>
+                <w:sz w:val="20"/>
+                <w:szCs w:val="20"/>
               </w:rPr>
             </w:pPr>
           </w:p>
@@ -3315,16 +3231,16 @@
               <w:rPr>
                 <w:rFonts w:ascii="Titillium Web" w:hAnsi="Titillium Web"/>
                 <w:b/>
-                <w:sz w:val="22"/>
-                <w:szCs w:val="22"/>
+                <w:sz w:val="20"/>
+                <w:szCs w:val="20"/>
               </w:rPr>
             </w:pPr>
             <w:r>
               <w:rPr>
                 <w:rFonts w:ascii="Titillium Web" w:hAnsi="Titillium Web"/>
                 <w:b/>
-                <w:sz w:val="22"/>
-                <w:szCs w:val="22"/>
+                <w:sz w:val="20"/>
+                <w:szCs w:val="20"/>
               </w:rPr>
               <w:t>__________________________</w:t>
             </w:r>
@@ -3336,16 +3252,16 @@
               <w:rPr>
                 <w:rFonts w:ascii="Titillium Web" w:hAnsi="Titillium Web"/>
                 <w:b/>
-                <w:sz w:val="22"/>
-                <w:szCs w:val="22"/>
+                <w:sz w:val="20"/>
+                <w:szCs w:val="20"/>
               </w:rPr>
             </w:pPr>
             <w:r>
               <w:rPr>
                 <w:rFonts w:ascii="Titillium Web" w:hAnsi="Titillium Web"/>
                 <w:b/>
-                <w:sz w:val="22"/>
-                <w:szCs w:val="22"/>
+                <w:sz w:val="20"/>
+                <w:szCs w:val="20"/>
               </w:rPr>
               <w:t>{director}</w:t>
             </w:r>
@@ -3358,8 +3274,8 @@
                 <w:rFonts w:ascii="Titillium Web" w:hAnsi="Titillium Web"/>
                 <w:b/>
                 <w:bCs/>
-                <w:sz w:val="22"/>
-                <w:szCs w:val="22"/>
+                <w:sz w:val="20"/>
+                <w:szCs w:val="20"/>
               </w:rPr>
             </w:pPr>
             <w:r>
@@ -3367,10 +3283,10 @@
                 <w:rFonts w:ascii="Titillium Web" w:hAnsi="Titillium Web"/>
                 <w:b/>
                 <w:bCs/>
-                <w:sz w:val="22"/>
-                <w:szCs w:val="22"/>
+                <w:sz w:val="20"/>
+                <w:szCs w:val="20"/>
               </w:rPr>
-              <w:t xml:space="preserve">{DirectorEjecutivo}</w:t>
+              <w:t>{DirectorEjecutivo}</w:t>
             </w:r>
           </w:p>
           <w:p>
@@ -3380,16 +3296,16 @@
               <w:rPr>
                 <w:rFonts w:ascii="Titillium Web" w:hAnsi="Titillium Web"/>
                 <w:b/>
-                <w:sz w:val="22"/>
-                <w:szCs w:val="22"/>
+                <w:sz w:val="20"/>
+                <w:szCs w:val="20"/>
               </w:rPr>
             </w:pPr>
             <w:r>
               <w:rPr>
                 <w:rFonts w:ascii="Titillium Web" w:hAnsi="Titillium Web"/>
                 <w:b/>
-                <w:sz w:val="22"/>
-                <w:szCs w:val="22"/>
+                <w:sz w:val="20"/>
+                <w:szCs w:val="20"/>
               </w:rPr>
               <w:t>Fondo de Inversión Ambiental Sostenible</w:t>
             </w:r>
@@ -3402,8 +3318,8 @@
         <w:ind w:right="474"/>
         <w:rPr>
           <w:rFonts w:ascii="Titillium Web" w:hAnsi="Titillium Web"/>
-          <w:sz w:val="22"/>
-          <w:szCs w:val="22"/>
+          <w:sz w:val="20"/>
+          <w:szCs w:val="20"/>
         </w:rPr>
       </w:pPr>
     </w:p>
@@ -3499,7 +3415,7 @@
       </w:r>
     </w:p>
   </w:comment>
-  <w:comment w:id="4" w:author="Rodriguez Diego" w:date="2026-07-03T15:01:00Z" w:initials="DR">
+  <w:comment w:id="4" w:author="Rodriguez Diego" w:date="2026-09-11T16:05:00Z" w:initials="DR">
     <w:p>
       <w:pPr>
         <w:pStyle w:val="Textocomentario"/>
@@ -3524,10 +3440,10 @@
 <file path=word/commentsExtended.xml><?xml version="1.0" encoding="utf-8"?>
 <w15:commentsEx xmlns:wpc="http://schemas.microsoft.com/office/word/2010/wordprocessingCanvas" xmlns:cx="http://schemas.microsoft.com/office/drawing/2014/chartex" xmlns:cx1="http://schemas.microsoft.com/office/drawing/2015/9/8/chartex" xmlns:cx2="http://schemas.microsoft.com/office/drawing/2015/10/21/chartex" xmlns:cx3="http://schemas.microsoft.com/office/drawing/2016/5/9/chartex" xmlns:cx4="http://schemas.microsoft.com/office/drawing/2016/5/10/chartex" xmlns:cx5="http://schemas.microsoft.com/office/drawing/2016/5/11/chartex" xmlns:cx6="http://schemas.microsoft.com/office/drawing/2016/5/12/chartex" xmlns:cx7="http://schemas.microsoft.com/office/drawing/2016/5/13/chartex" xmlns:cx8="http://schemas.microsoft.com/office/drawing/2016/5/14/chartex" xmlns:mc="http://schemas.openxmlformats.org/markup-compatibility/2006" xmlns:aink="http://schemas.microsoft.com/office/drawing/2016/ink" xmlns:am3d="http://schemas.microsoft.com/office/drawing/2017/model3d" xmlns:o="urn:schemas-microsoft-com:office:office" xmlns:oel="http://schemas.microsoft.com/office/2019/extlst" xmlns:r="http://schemas.openxmlformats.org/officeDocument/2006/relationships" xmlns:m="http://schemas.openxmlformats.org/officeDocument/2006/math" xmlns:v="urn:schemas-microsoft-com:vml" xmlns:wp14="http://schemas.microsoft.com/office/word/2010/wordprocessingDrawing" xmlns:wp="http://schemas.openxmlformats.org/drawingml/2006/wordprocessingDrawing" xmlns:w10="urn:schemas-microsoft-com:office:word" xmlns:w="http://schemas.openxmlformats.org/wordprocessingml/2006/main" xmlns:w14="http://schemas.microsoft.com/office/word/2010/wordml" xmlns:w15="http://schemas.microsoft.com/office/word/2012/wordml" xmlns:w16cex="http://schemas.microsoft.com/office/word/2018/wordml/cex" xmlns:w16cid="http://schemas.microsoft.com/office/word/2016/wordml/cid" xmlns:w16="http://schemas.microsoft.com/office/word/2018/wordml" xmlns:w16du="http://schemas.microsoft.com/office/word/2023/wordml/word16du" xmlns:w16sdtdh="http://schemas.microsoft.com/office/word/2020/wordml/sdtdatahash" xmlns:w16sdtfl="http://schemas.microsoft.com/office/word/2024/wordml/sdtformatlock" xmlns:w16se="http://schemas.microsoft.com/office/word/2015/wordml/symex" xmlns:wpg="http://schemas.microsoft.com/office/word/2010/wordprocessingGroup" xmlns:wpi="http://schemas.microsoft.com/office/word/2010/wordprocessingInk" xmlns:wne="http://schemas.microsoft.com/office/word/2006/wordml" xmlns:wps="http://schemas.microsoft.com/office/word/2010/wordprocessingShape" mc:Ignorable="w14 w15 w16se w16cid w16 w16cex w16sdtdh w16sdtfl w16du wp14">
   <w15:commentEx w15:paraId="3B840BFB" w15:done="0"/>
-  <w15:commentEx w15:paraId="07403F94" w15:done="0"/>
-  <w15:commentEx w15:paraId="6F9E2BBE" w15:done="0"/>
-  <w15:commentEx w15:paraId="5B5062DB" w15:done="0"/>
-  <w15:commentEx w15:paraId="30E02747" w15:done="0"/>
+  <w15:commentEx w15:paraId="4AFA220D" w15:done="0"/>
+  <w15:commentEx w15:paraId="78F920CA" w15:done="0"/>
+  <w15:commentEx w15:paraId="086BDDF2" w15:done="0"/>
+  <w15:commentEx w15:paraId="2D2E4A6F" w15:done="0"/>
 </w15:commentsEx>
 </file>
 
@@ -3536,17 +3452,17 @@
   <w16cex:commentExtensible w16cex:durableId="21266CC7" w16cex:dateUtc="2026-06-05T14:44:00Z"/>
   <w16cex:commentExtensible w16cex:durableId="587EEEAA" w16cex:dateUtc="2026-06-05T14:57:00Z"/>
   <w16cex:commentExtensible w16cex:durableId="0C626499" w16cex:dateUtc="2026-06-05T14:58:00Z"/>
-  <w16cex:commentExtensible w16cex:durableId="49C62954" w16cex:dateUtc="2026-07-03T20:01:00Z"/>
+  <w16cex:commentExtensible w16cex:durableId="0407EE8E" w16cex:dateUtc="2026-09-11T21:05:00Z"/>
 </w16cex:commentsExtensible>
 </file>
 
 <file path=word/commentsIds.xml><?xml version="1.0" encoding="utf-8"?>
 <w16cid:commentsIds xmlns:wpc="http://schemas.microsoft.com/office/word/2010/wordprocessingCanvas" xmlns:cx="http://schemas.microsoft.com/office/drawing/2014/chartex" xmlns:cx1="http://schemas.microsoft.com/office/drawing/2015/9/8/chartex" xmlns:cx2="http://schemas.microsoft.com/office/drawing/2015/10/21/chartex" xmlns:cx3="http://schemas.microsoft.com/office/drawing/2016/5/9/chartex" xmlns:cx4="http://schemas.microsoft.com/office/drawing/2016/5/10/chartex" xmlns:cx5="http://schemas.microsoft.com/office/drawing/2016/5/11/chartex" xmlns:cx6="http://schemas.microsoft.com/office/drawing/2016/5/12/chartex" xmlns:cx7="http://schemas.microsoft.com/office/drawing/2016/5/13/chartex" xmlns:cx8="http://schemas.microsoft.com/office/drawing/2016/5/14/chartex" xmlns:mc="http://schemas.openxmlformats.org/markup-compatibility/2006" xmlns:aink="http://schemas.microsoft.com/office/drawing/2016/ink" xmlns:am3d="http://schemas.microsoft.com/office/drawing/2017/model3d" xmlns:o="urn:schemas-microsoft-com:office:office" xmlns:oel="http://schemas.microsoft.com/office/2019/extlst" xmlns:r="http://schemas.openxmlformats.org/officeDocument/2006/relationships" xmlns:m="http://schemas.openxmlformats.org/officeDocument/2006/math" xmlns:v="urn:schemas-microsoft-com:vml" xmlns:wp14="http://schemas.microsoft.com/office/word/2010/wordprocessingDrawing" xmlns:wp="http://schemas.openxmlformats.org/drawingml/2006/wordprocessingDrawing" xmlns:w10="urn:schemas-microsoft-com:office:word" xmlns:w="http://schemas.openxmlformats.org/wordprocessingml/2006/main" xmlns:w14="http://schemas.microsoft.com/office/word/2010/wordml" xmlns:w15="http://schemas.microsoft.com/office/word/2012/wordml" xmlns:w16cex="http://schemas.microsoft.com/office/word/2018/wordml/cex" xmlns:w16cid="http://schemas.microsoft.com/office/word/2016/wordml/cid" xmlns:w16="http://schemas.microsoft.com/office/word/2018/wordml" xmlns:w16du="http://schemas.microsoft.com/office/word/2023/wordml/word16du" xmlns:w16sdtdh="http://schemas.microsoft.com/office/word/2020/wordml/sdtdatahash" xmlns:w16sdtfl="http://schemas.microsoft.com/office/word/2024/wordml/sdtformatlock" xmlns:w16se="http://schemas.microsoft.com/office/word/2015/wordml/symex" xmlns:wpg="http://schemas.microsoft.com/office/word/2010/wordprocessingGroup" xmlns:wpi="http://schemas.microsoft.com/office/word/2010/wordprocessingInk" xmlns:wne="http://schemas.microsoft.com/office/word/2006/wordml" xmlns:wps="http://schemas.microsoft.com/office/word/2010/wordprocessingShape" mc:Ignorable="w14 w15 w16se w16cid w16 w16cex w16sdtdh w16sdtfl w16du wp14">
   <w16cid:commentId w16cid:paraId="3B840BFB" w16cid:durableId="3B840BFB"/>
-  <w16cid:commentId w16cid:paraId="07403F94" w16cid:durableId="21266CC7"/>
-  <w16cid:commentId w16cid:paraId="6F9E2BBE" w16cid:durableId="587EEEAA"/>
-  <w16cid:commentId w16cid:paraId="5B5062DB" w16cid:durableId="0C626499"/>
-  <w16cid:commentId w16cid:paraId="30E02747" w16cid:durableId="49C62954"/>
+  <w16cid:commentId w16cid:paraId="4AFA220D" w16cid:durableId="21266CC7"/>
+  <w16cid:commentId w16cid:paraId="78F920CA" w16cid:durableId="587EEEAA"/>
+  <w16cid:commentId w16cid:paraId="086BDDF2" w16cid:durableId="0C626499"/>
+  <w16cid:commentId w16cid:paraId="2D2E4A6F" w16cid:durableId="0407EE8E"/>
 </w16cid:commentsIds>
 </file>
 
@@ -3945,6 +3861,8 @@
             <w:rPr>
               <w:rFonts w:ascii="Titillium Web" w:hAnsi="Titillium Web" w:cs="Arial"/>
               <w:b/>
+              <w:sz w:val="20"/>
+              <w:szCs w:val="20"/>
               <w:lang w:val="es-MX"/>
             </w:rPr>
           </w:pPr>
@@ -3952,6 +3870,8 @@
             <w:rPr>
               <w:rFonts w:ascii="Titillium Web" w:hAnsi="Titillium Web" w:cs="Arial"/>
               <w:b/>
+              <w:sz w:val="20"/>
+              <w:szCs w:val="20"/>
               <w:lang w:val="es-MX"/>
             </w:rPr>
             <w:t xml:space="preserve">FONDO DE INVERSIÓN </w:t>
@@ -3967,6 +3887,8 @@
             <w:rPr>
               <w:rFonts w:ascii="Titillium Web" w:hAnsi="Titillium Web" w:cs="Arial"/>
               <w:b/>
+              <w:sz w:val="20"/>
+              <w:szCs w:val="20"/>
               <w:lang w:val="es-MX"/>
             </w:rPr>
           </w:pPr>
@@ -3974,6 +3896,8 @@
             <w:rPr>
               <w:rFonts w:ascii="Titillium Web" w:hAnsi="Titillium Web" w:cs="Arial"/>
               <w:b/>
+              <w:sz w:val="20"/>
+              <w:szCs w:val="20"/>
               <w:lang w:val="es-MX"/>
             </w:rPr>
             <w:t>AMBIENTAL SOSTENIBLE</w:t>
@@ -3997,23 +3921,23 @@
             <w:rPr>
               <w:rFonts w:ascii="Titillium Web" w:hAnsi="Titillium Web" w:cs="Calibri"/>
               <w:color w:val="000000"/>
-              <w:sz w:val="18"/>
-              <w:szCs w:val="18"/>
+              <w:sz w:val="20"/>
+              <w:szCs w:val="20"/>
             </w:rPr>
           </w:pPr>
           <w:r>
             <w:rPr>
               <w:rFonts w:ascii="Titillium Web" w:hAnsi="Titillium Web" w:cs="Arial"/>
-              <w:sz w:val="18"/>
-              <w:szCs w:val="18"/>
+              <w:sz w:val="20"/>
+              <w:szCs w:val="20"/>
             </w:rPr>
             <w:t>Código: FAP-2026-0</w:t>
           </w:r>
           <w:r>
             <w:rPr>
               <w:rFonts w:ascii="Titillium Web" w:hAnsi="Titillium Web" w:cs="Arial"/>
-              <w:sz w:val="18"/>
-              <w:szCs w:val="18"/>
+              <w:sz w:val="20"/>
+              <w:szCs w:val="20"/>
             </w:rPr>
             <w:t>6</w:t>
           </w:r>
@@ -4068,6 +3992,8 @@
             <w:rPr>
               <w:rFonts w:ascii="Titillium Web" w:hAnsi="Titillium Web" w:cs="Arial"/>
               <w:b/>
+              <w:sz w:val="20"/>
+              <w:szCs w:val="20"/>
             </w:rPr>
           </w:pPr>
         </w:p>
@@ -4088,37 +4014,19 @@
             </w:tabs>
             <w:rPr>
               <w:rFonts w:ascii="Titillium Web" w:hAnsi="Titillium Web" w:cs="Arial"/>
-              <w:sz w:val="18"/>
-              <w:szCs w:val="18"/>
+              <w:sz w:val="20"/>
+              <w:szCs w:val="20"/>
               <w:lang w:val="en-US"/>
             </w:rPr>
           </w:pPr>
           <w:r>
             <w:rPr>
               <w:rFonts w:ascii="Titillium Web" w:hAnsi="Titillium Web" w:cs="Arial"/>
-              <w:sz w:val="18"/>
-              <w:szCs w:val="18"/>
+              <w:sz w:val="20"/>
+              <w:szCs w:val="20"/>
               <w:lang w:val="es-MX"/>
             </w:rPr>
-            <w:t xml:space="preserve">Fecha: </w:t>
-          </w:r>
-          <w:r>
-            <w:rPr>
-              <w:rFonts w:ascii="Titillium Web" w:hAnsi="Titillium Web" w:cs="Arial"/>
-              <w:sz w:val="18"/>
-              <w:szCs w:val="18"/>
-              <w:lang w:val="es-MX"/>
-            </w:rPr>
-            <w:t>5</w:t>
-          </w:r>
-          <w:r>
-            <w:rPr>
-              <w:rFonts w:ascii="Titillium Web" w:hAnsi="Titillium Web" w:cs="Arial"/>
-              <w:sz w:val="18"/>
-              <w:szCs w:val="18"/>
-              <w:lang w:val="es-MX"/>
-            </w:rPr>
-            <w:t>/6/2026</w:t>
+            <w:t>Fecha: 5/6/2026</w:t>
           </w:r>
         </w:p>
       </w:tc>
@@ -4167,12 +4075,16 @@
             <w:rPr>
               <w:rFonts w:ascii="Titillium Web" w:hAnsi="Titillium Web"/>
               <w:b/>
+              <w:sz w:val="20"/>
+              <w:szCs w:val="20"/>
             </w:rPr>
           </w:pPr>
           <w:r>
             <w:rPr>
               <w:rFonts w:ascii="Titillium Web" w:hAnsi="Titillium Web"/>
               <w:b/>
+              <w:sz w:val="20"/>
+              <w:szCs w:val="20"/>
             </w:rPr>
             <w:t>ORDEN DE COMPRA</w:t>
           </w:r>
@@ -4187,6 +4099,8 @@
               <w:rFonts w:ascii="Titillium Web" w:eastAsia="Batang" w:hAnsi="Titillium Web"/>
               <w:b/>
               <w:i/>
+              <w:sz w:val="20"/>
+              <w:szCs w:val="20"/>
             </w:rPr>
           </w:pPr>
           <w:r>
@@ -4194,6 +4108,8 @@
               <w:rFonts w:ascii="Titillium Web" w:eastAsia="Batang" w:hAnsi="Titillium Web"/>
               <w:b/>
               <w:iCs/>
+              <w:sz w:val="20"/>
+              <w:szCs w:val="20"/>
             </w:rPr>
             <w:t>{objeto}</w:t>
           </w:r>
@@ -11049,380 +10965,6 @@
         </w:p>
       </w:docPartBody>
     </w:docPart>
-    <w:docPart>
-      <w:docPartPr>
-        <w:name w:val="0D80A0890F5947C0826BD8BE0E1A0D1B"/>
-        <w:category>
-          <w:name w:val="General"/>
-          <w:gallery w:val="placeholder"/>
-        </w:category>
-        <w:types>
-          <w:type w:val="bbPlcHdr"/>
-        </w:types>
-        <w:behaviors>
-          <w:behavior w:val="content"/>
-        </w:behaviors>
-        <w:guid w:val="{9ECA8C60-AC6F-4D38-98B6-EF835F82E60E}"/>
-      </w:docPartPr>
-      <w:docPartBody>
-        <w:p>
-          <w:pPr>
-            <w:pStyle w:val="0D80A0890F5947C0826BD8BE0E1A0D1B"/>
-          </w:pPr>
-          <w:r>
-            <w:rPr>
-              <w:rStyle w:val="Textodelmarcadordeposicin"/>
-            </w:rPr>
-            <w:t>Elija un elemento.</w:t>
-          </w:r>
-        </w:p>
-      </w:docPartBody>
-    </w:docPart>
-    <w:docPart>
-      <w:docPartPr>
-        <w:name w:val="351B85EF546A4D9F9DA1874A82CF1654"/>
-        <w:category>
-          <w:name w:val="General"/>
-          <w:gallery w:val="placeholder"/>
-        </w:category>
-        <w:types>
-          <w:type w:val="bbPlcHdr"/>
-        </w:types>
-        <w:behaviors>
-          <w:behavior w:val="content"/>
-        </w:behaviors>
-        <w:guid w:val="{E98439ED-8220-4BA0-AFBD-A33089671DD1}"/>
-      </w:docPartPr>
-      <w:docPartBody>
-        <w:p>
-          <w:pPr>
-            <w:pStyle w:val="351B85EF546A4D9F9DA1874A82CF1654"/>
-          </w:pPr>
-          <w:r>
-            <w:rPr>
-              <w:rStyle w:val="Textodelmarcadordeposicin"/>
-            </w:rPr>
-            <w:t>Elija un elemento.</w:t>
-          </w:r>
-        </w:p>
-      </w:docPartBody>
-    </w:docPart>
-    <w:docPart>
-      <w:docPartPr>
-        <w:name w:val="226EDD3701BF42DCB26017B8FD9A75EC"/>
-        <w:category>
-          <w:name w:val="General"/>
-          <w:gallery w:val="placeholder"/>
-        </w:category>
-        <w:types>
-          <w:type w:val="bbPlcHdr"/>
-        </w:types>
-        <w:behaviors>
-          <w:behavior w:val="content"/>
-        </w:behaviors>
-        <w:guid w:val="{D3D12E9D-16F8-451A-A195-AE668BB3BBFC}"/>
-      </w:docPartPr>
-      <w:docPartBody>
-        <w:p>
-          <w:pPr>
-            <w:pStyle w:val="226EDD3701BF42DCB26017B8FD9A75EC"/>
-          </w:pPr>
-          <w:r>
-            <w:rPr>
-              <w:rStyle w:val="Textodelmarcadordeposicin"/>
-            </w:rPr>
-            <w:t>Elija un elemento.</w:t>
-          </w:r>
-        </w:p>
-      </w:docPartBody>
-    </w:docPart>
-    <w:docPart>
-      <w:docPartPr>
-        <w:name w:val="CA922ED78E824848B795B6C13F101BD6"/>
-        <w:category>
-          <w:name w:val="General"/>
-          <w:gallery w:val="placeholder"/>
-        </w:category>
-        <w:types>
-          <w:type w:val="bbPlcHdr"/>
-        </w:types>
-        <w:behaviors>
-          <w:behavior w:val="content"/>
-        </w:behaviors>
-        <w:guid w:val="{57AB607A-34C0-4389-9464-4A0A2FEBB618}"/>
-      </w:docPartPr>
-      <w:docPartBody>
-        <w:p>
-          <w:pPr>
-            <w:pStyle w:val="CA922ED78E824848B795B6C13F101BD6"/>
-          </w:pPr>
-          <w:r>
-            <w:rPr>
-              <w:rStyle w:val="Textodelmarcadordeposicin"/>
-            </w:rPr>
-            <w:t>Elija un elemento.</w:t>
-          </w:r>
-        </w:p>
-      </w:docPartBody>
-    </w:docPart>
-    <w:docPart>
-      <w:docPartPr>
-        <w:name w:val="0542E690F0834B4F8EADA82F3917780B"/>
-        <w:category>
-          <w:name w:val="General"/>
-          <w:gallery w:val="placeholder"/>
-        </w:category>
-        <w:types>
-          <w:type w:val="bbPlcHdr"/>
-        </w:types>
-        <w:behaviors>
-          <w:behavior w:val="content"/>
-        </w:behaviors>
-        <w:guid w:val="{F1D151BE-6072-4CA0-BE75-538FC64C5902}"/>
-      </w:docPartPr>
-      <w:docPartBody>
-        <w:p>
-          <w:pPr>
-            <w:pStyle w:val="0542E690F0834B4F8EADA82F3917780B"/>
-          </w:pPr>
-          <w:r>
-            <w:rPr>
-              <w:rStyle w:val="Textodelmarcadordeposicin"/>
-            </w:rPr>
-            <w:t>Elija un elemento.</w:t>
-          </w:r>
-        </w:p>
-      </w:docPartBody>
-    </w:docPart>
-    <w:docPart>
-      <w:docPartPr>
-        <w:name w:val="AAD9823E3B5848A2BA28B99520D578EA"/>
-        <w:category>
-          <w:name w:val="General"/>
-          <w:gallery w:val="placeholder"/>
-        </w:category>
-        <w:types>
-          <w:type w:val="bbPlcHdr"/>
-        </w:types>
-        <w:behaviors>
-          <w:behavior w:val="content"/>
-        </w:behaviors>
-        <w:guid w:val="{55727DB3-02B6-40BF-BDC6-340875A50C35}"/>
-      </w:docPartPr>
-      <w:docPartBody>
-        <w:p>
-          <w:pPr>
-            <w:pStyle w:val="AAD9823E3B5848A2BA28B99520D578EA"/>
-          </w:pPr>
-          <w:r>
-            <w:rPr>
-              <w:rStyle w:val="Textodelmarcadordeposicin"/>
-            </w:rPr>
-            <w:t>Elija un elemento.</w:t>
-          </w:r>
-        </w:p>
-      </w:docPartBody>
-    </w:docPart>
-    <w:docPart>
-      <w:docPartPr>
-        <w:name w:val="1B58412935954F3FA4730BF480F9FCC7"/>
-        <w:category>
-          <w:name w:val="General"/>
-          <w:gallery w:val="placeholder"/>
-        </w:category>
-        <w:types>
-          <w:type w:val="bbPlcHdr"/>
-        </w:types>
-        <w:behaviors>
-          <w:behavior w:val="content"/>
-        </w:behaviors>
-        <w:guid w:val="{BF9374C7-72BB-424F-A2F1-C3092CE05FC1}"/>
-      </w:docPartPr>
-      <w:docPartBody>
-        <w:p>
-          <w:pPr>
-            <w:pStyle w:val="1B58412935954F3FA4730BF480F9FCC7"/>
-          </w:pPr>
-          <w:r>
-            <w:rPr>
-              <w:rStyle w:val="Textodelmarcadordeposicin"/>
-            </w:rPr>
-            <w:t>Elija un elemento.</w:t>
-          </w:r>
-        </w:p>
-      </w:docPartBody>
-    </w:docPart>
-    <w:docPart>
-      <w:docPartPr>
-        <w:name w:val="512AC92C26E341C299617446DBF1A895"/>
-        <w:category>
-          <w:name w:val="General"/>
-          <w:gallery w:val="placeholder"/>
-        </w:category>
-        <w:types>
-          <w:type w:val="bbPlcHdr"/>
-        </w:types>
-        <w:behaviors>
-          <w:behavior w:val="content"/>
-        </w:behaviors>
-        <w:guid w:val="{24AE83ED-6E26-4952-9B39-7E5F881AACCC}"/>
-      </w:docPartPr>
-      <w:docPartBody>
-        <w:p>
-          <w:pPr>
-            <w:pStyle w:val="512AC92C26E341C299617446DBF1A895"/>
-          </w:pPr>
-          <w:r>
-            <w:rPr>
-              <w:rStyle w:val="Textodelmarcadordeposicin"/>
-            </w:rPr>
-            <w:t>Elija un elemento.</w:t>
-          </w:r>
-        </w:p>
-      </w:docPartBody>
-    </w:docPart>
-    <w:docPart>
-      <w:docPartPr>
-        <w:name w:val="F2B6C75B195C4963B758055104BAC349"/>
-        <w:category>
-          <w:name w:val="General"/>
-          <w:gallery w:val="placeholder"/>
-        </w:category>
-        <w:types>
-          <w:type w:val="bbPlcHdr"/>
-        </w:types>
-        <w:behaviors>
-          <w:behavior w:val="content"/>
-        </w:behaviors>
-        <w:guid w:val="{10185D87-FDA7-4888-88F7-99692108CB51}"/>
-      </w:docPartPr>
-      <w:docPartBody>
-        <w:p>
-          <w:pPr>
-            <w:pStyle w:val="F2B6C75B195C4963B758055104BAC349"/>
-          </w:pPr>
-          <w:r>
-            <w:rPr>
-              <w:rStyle w:val="Textodelmarcadordeposicin"/>
-            </w:rPr>
-            <w:t>Elija un elemento.</w:t>
-          </w:r>
-        </w:p>
-      </w:docPartBody>
-    </w:docPart>
-    <w:docPart>
-      <w:docPartPr>
-        <w:name w:val="99135EBB2CAC469786DAD3DB077AC586"/>
-        <w:category>
-          <w:name w:val="General"/>
-          <w:gallery w:val="placeholder"/>
-        </w:category>
-        <w:types>
-          <w:type w:val="bbPlcHdr"/>
-        </w:types>
-        <w:behaviors>
-          <w:behavior w:val="content"/>
-        </w:behaviors>
-        <w:guid w:val="{1B4FE687-DBAD-4507-A865-581EDCA7F70D}"/>
-      </w:docPartPr>
-      <w:docPartBody>
-        <w:p>
-          <w:pPr>
-            <w:pStyle w:val="99135EBB2CAC469786DAD3DB077AC586"/>
-          </w:pPr>
-          <w:r>
-            <w:rPr>
-              <w:rStyle w:val="Textodelmarcadordeposicin"/>
-            </w:rPr>
-            <w:t>Elija un elemento.</w:t>
-          </w:r>
-        </w:p>
-      </w:docPartBody>
-    </w:docPart>
-    <w:docPart>
-      <w:docPartPr>
-        <w:name w:val="6C524109B59042AD9D88313F432D8FAB"/>
-        <w:category>
-          <w:name w:val="General"/>
-          <w:gallery w:val="placeholder"/>
-        </w:category>
-        <w:types>
-          <w:type w:val="bbPlcHdr"/>
-        </w:types>
-        <w:behaviors>
-          <w:behavior w:val="content"/>
-        </w:behaviors>
-        <w:guid w:val="{CA71409E-E8FB-4563-ADFA-445DFA077BCA}"/>
-      </w:docPartPr>
-      <w:docPartBody>
-        <w:p>
-          <w:pPr>
-            <w:pStyle w:val="6C524109B59042AD9D88313F432D8FAB"/>
-          </w:pPr>
-          <w:r>
-            <w:rPr>
-              <w:rStyle w:val="Textodelmarcadordeposicin"/>
-            </w:rPr>
-            <w:t>Elija un elemento.</w:t>
-          </w:r>
-        </w:p>
-      </w:docPartBody>
-    </w:docPart>
-    <w:docPart>
-      <w:docPartPr>
-        <w:name w:val="3A5892ACEC6F4432BEE47E8E6F1655BA"/>
-        <w:category>
-          <w:name w:val="General"/>
-          <w:gallery w:val="placeholder"/>
-        </w:category>
-        <w:types>
-          <w:type w:val="bbPlcHdr"/>
-        </w:types>
-        <w:behaviors>
-          <w:behavior w:val="content"/>
-        </w:behaviors>
-        <w:guid w:val="{92DB889D-6895-4969-96B4-E46837CDFDE0}"/>
-      </w:docPartPr>
-      <w:docPartBody>
-        <w:p>
-          <w:pPr>
-            <w:pStyle w:val="3A5892ACEC6F4432BEE47E8E6F1655BA"/>
-          </w:pPr>
-          <w:r>
-            <w:rPr>
-              <w:rStyle w:val="Textodelmarcadordeposicin"/>
-            </w:rPr>
-            <w:t>Elija un elemento.</w:t>
-          </w:r>
-        </w:p>
-      </w:docPartBody>
-    </w:docPart>
-    <w:docPart>
-      <w:docPartPr>
-        <w:name w:val="DefaultPlaceholder_-1854013438"/>
-        <w:category>
-          <w:name w:val="General"/>
-          <w:gallery w:val="placeholder"/>
-        </w:category>
-        <w:types>
-          <w:type w:val="bbPlcHdr"/>
-        </w:types>
-        <w:behaviors>
-          <w:behavior w:val="content"/>
-        </w:behaviors>
-        <w:guid w:val="{8BFE86CF-3080-41EB-9EAE-666AB6C92240}"/>
-      </w:docPartPr>
-      <w:docPartBody>
-        <w:p>
-          <w:r>
-            <w:rPr>
-              <w:rStyle w:val="Textodelmarcadordeposicin"/>
-            </w:rPr>
-            <w:t>Elija un elemento.</w:t>
-          </w:r>
-        </w:p>
-      </w:docPartBody>
-    </w:docPart>
   </w:docParts>
 </w:glossaryDocument>
 </file>
@@ -11535,7 +11077,6 @@
     <w:sig w:usb0="E0002EFF" w:usb1="C000785B" w:usb2="00000009" w:usb3="00000000" w:csb0="000001FF" w:csb1="00000000"/>
   </w:font>
   <w:font w:name="Batang">
-    <w:altName w:val="바탕"/>
     <w:panose1 w:val="02030600000101010101"/>
     <w:charset w:val="81"/>
     <w:family w:val="roman"/>
@@ -11591,10 +11132,12 @@
     <w:rsid w:val="00501B32"/>
     <w:rsid w:val="0050681E"/>
     <w:rsid w:val="00591CBC"/>
+    <w:rsid w:val="005A295E"/>
     <w:rsid w:val="005C01D9"/>
     <w:rsid w:val="005F610C"/>
     <w:rsid w:val="00745F3D"/>
     <w:rsid w:val="00762361"/>
+    <w:rsid w:val="00764403"/>
     <w:rsid w:val="00945B96"/>
     <w:rsid w:val="00A102BE"/>
     <w:rsid w:val="00AD224E"/>
@@ -12122,18 +11665,6 @@
     <w:name w:val="6C524109B59042AD9D88313F432D8FAB"/>
     <w:rsid w:val="005C01D9"/>
   </w:style>
-  <w:style w:type="paragraph" w:customStyle="1" w:styleId="46354FFE4DDD408DB06CEA788330C85A">
-    <w:name w:val="46354FFE4DDD408DB06CEA788330C85A"/>
-    <w:rsid w:val="005C01D9"/>
-  </w:style>
-  <w:style w:type="paragraph" w:customStyle="1" w:styleId="F79FFEC88B5242C4997F5EB5BF9B2EA6">
-    <w:name w:val="F79FFEC88B5242C4997F5EB5BF9B2EA6"/>
-    <w:rsid w:val="005C01D9"/>
-  </w:style>
-  <w:style w:type="paragraph" w:customStyle="1" w:styleId="D98B64E9A58A423BA137F76897DCE570">
-    <w:name w:val="D98B64E9A58A423BA137F76897DCE570"/>
-    <w:rsid w:val="00C06EA0"/>
-  </w:style>
 </w:styles>
 </file>
 
